--- a/deliverables/MiniDiDi_report.docx
+++ b/deliverables/MiniDiDi_report.docx
@@ -47,7 +47,7 @@
         <w:pStyle w:val="CoverInfo"/>
       </w:pPr>
       <w:r>
-        <w:t xml:space="preserve">组　　长：____________</w:t>
+        <w:t xml:space="preserve">组　　长：阮飞翔（2252753）</w:t>
       </w:r>
     </w:p>
     <w:p>
@@ -55,7 +55,23 @@
         <w:pStyle w:val="CoverInfo"/>
       </w:pPr>
       <w:r>
-        <w:t xml:space="preserve">组　　员：____________　____________　____________　____________</w:t>
+        <w:t xml:space="preserve">组　　员：樊宇泽（2351586）</w:t>
+      </w:r>
+    </w:p>
+    <w:p>
+      <w:pPr>
+        <w:pStyle w:val="CoverInfo"/>
+      </w:pPr>
+      <w:r>
+        <w:t xml:space="preserve">　　　　　李昊博（2352853）</w:t>
+      </w:r>
+    </w:p>
+    <w:p>
+      <w:pPr>
+        <w:pStyle w:val="CoverInfo"/>
+      </w:pPr>
+      <w:r>
+        <w:t xml:space="preserve">　　　　　付泽亮（2353413）</w:t>
       </w:r>
     </w:p>
     <w:p>
@@ -779,9 +795,9 @@
         <w:tblCaption w:val="表 1-2　小组分工"/>
       </w:tblPr>
       <w:tblGrid>
-        <w:gridCol w:w="2160"/>
-        <w:gridCol w:w="4778"/>
-        <w:gridCol w:w="981"/>
+        <w:gridCol w:w="1650"/>
+        <w:gridCol w:w="1452"/>
+        <w:gridCol w:w="4818"/>
       </w:tblGrid>
       <w:tr>
         <w:trPr>
@@ -795,6 +811,18 @@
               <w:jc w:val="left"/>
             </w:pPr>
             <w:r>
+              <w:t xml:space="preserve">成员</w:t>
+            </w:r>
+          </w:p>
+        </w:tc>
+        <w:tc>
+          <w:tcPr/>
+          <w:p>
+            <w:pPr>
+              <w:pStyle w:val="Compact"/>
+              <w:jc w:val="left"/>
+            </w:pPr>
+            <w:r>
               <w:t xml:space="preserve">角色</w:t>
             </w:r>
           </w:p>
@@ -808,18 +836,6 @@
             </w:pPr>
             <w:r>
               <w:t xml:space="preserve">主要负责</w:t>
-            </w:r>
-          </w:p>
-        </w:tc>
-        <w:tc>
-          <w:tcPr/>
-          <w:p>
-            <w:pPr>
-              <w:pStyle w:val="Compact"/>
-              <w:jc w:val="left"/>
-            </w:pPr>
-            <w:r>
-              <w:t xml:space="preserve">成员</w:t>
             </w:r>
           </w:p>
         </w:tc>
@@ -833,31 +849,31 @@
               <w:jc w:val="left"/>
             </w:pPr>
             <w:r>
-              <w:t xml:space="preserve">组长（架构与调度）</w:t>
-            </w:r>
-          </w:p>
-        </w:tc>
-        <w:tc>
-          <w:tcPr/>
-          <w:p>
-            <w:pPr>
-              <w:pStyle w:val="Compact"/>
-              <w:jc w:val="left"/>
-            </w:pPr>
-            <w:r>
-              <w:t xml:space="preserve">总体架构、接口协议、联调集成、派单与空车调度、技术报告统稿</w:t>
-            </w:r>
-          </w:p>
-        </w:tc>
-        <w:tc>
-          <w:tcPr/>
-          <w:p>
-            <w:pPr>
-              <w:pStyle w:val="Compact"/>
-              <w:jc w:val="left"/>
-            </w:pPr>
-            <w:r>
-              <w:t xml:space="preserve">（待填）</w:t>
+              <w:t xml:space="preserve">阮飞翔（组长）</w:t>
+            </w:r>
+          </w:p>
+        </w:tc>
+        <w:tc>
+          <w:tcPr/>
+          <w:p>
+            <w:pPr>
+              <w:pStyle w:val="Compact"/>
+              <w:jc w:val="left"/>
+            </w:pPr>
+            <w:r>
+              <w:t xml:space="preserve">架构与调度</w:t>
+            </w:r>
+          </w:p>
+        </w:tc>
+        <w:tc>
+          <w:tcPr/>
+          <w:p>
+            <w:pPr>
+              <w:pStyle w:val="Compact"/>
+              <w:jc w:val="left"/>
+            </w:pPr>
+            <w:r>
+              <w:t xml:space="preserve">总体架构、接口协议、派单与空车调度、联调集成；立项与需求文档、技术报告统稿</w:t>
             </w:r>
           </w:p>
         </w:tc>
@@ -871,6 +887,18 @@
               <w:jc w:val="left"/>
             </w:pPr>
             <w:r>
+              <w:t xml:space="preserve">樊宇泽</w:t>
+            </w:r>
+          </w:p>
+        </w:tc>
+        <w:tc>
+          <w:tcPr/>
+          <w:p>
+            <w:pPr>
+              <w:pStyle w:val="Compact"/>
+              <w:jc w:val="left"/>
+            </w:pPr>
+            <w:r>
               <w:t xml:space="preserve">服务端</w:t>
             </w:r>
           </w:p>
@@ -883,19 +911,7 @@
               <w:jc w:val="left"/>
             </w:pPr>
             <w:r>
-              <w:t xml:space="preserve">数字世界与交通管控、设备接入、感知建图、图像识别、测试报告</w:t>
-            </w:r>
-          </w:p>
-        </w:tc>
-        <w:tc>
-          <w:tcPr/>
-          <w:p>
-            <w:pPr>
-              <w:pStyle w:val="Compact"/>
-              <w:jc w:val="left"/>
-            </w:pPr>
-            <w:r>
-              <w:t xml:space="preserve">（待填）</w:t>
+              <w:t xml:space="preserve">数字世界与交通管控、设备接入、感知建图、图像处理加速；设计文档、测试报告</w:t>
             </w:r>
           </w:p>
         </w:tc>
@@ -909,31 +925,31 @@
               <w:jc w:val="left"/>
             </w:pPr>
             <w:r>
-              <w:t xml:space="preserve">前端</w:t>
-            </w:r>
-          </w:p>
-        </w:tc>
-        <w:tc>
-          <w:tcPr/>
-          <w:p>
-            <w:pPr>
-              <w:pStyle w:val="Compact"/>
-              <w:jc w:val="left"/>
-            </w:pPr>
-            <w:r>
-              <w:t xml:space="preserve">2D 界面、3D 可视化、演示视频与 PPT</w:t>
-            </w:r>
-          </w:p>
-        </w:tc>
-        <w:tc>
-          <w:tcPr/>
-          <w:p>
-            <w:pPr>
-              <w:pStyle w:val="Compact"/>
-              <w:jc w:val="left"/>
-            </w:pPr>
-            <w:r>
-              <w:t xml:space="preserve">（待填）</w:t>
+              <w:t xml:space="preserve">李昊博</w:t>
+            </w:r>
+          </w:p>
+        </w:tc>
+        <w:tc>
+          <w:tcPr/>
+          <w:p>
+            <w:pPr>
+              <w:pStyle w:val="Compact"/>
+              <w:jc w:val="left"/>
+            </w:pPr>
+            <w:r>
+              <w:t xml:space="preserve">控制与可视化</w:t>
+            </w:r>
+          </w:p>
+        </w:tc>
+        <w:tc>
+          <w:tcPr/>
+          <w:p>
+            <w:pPr>
+              <w:pStyle w:val="Compact"/>
+              <w:jc w:val="left"/>
+            </w:pPr>
+            <w:r>
+              <w:t xml:space="preserve">Matlab 模拟车、2D 界面与 3D 可视化；部署手册、答辩 PPT、演示视频</w:t>
             </w:r>
           </w:p>
         </w:tc>
@@ -947,36 +963,10 @@
               <w:jc w:val="left"/>
             </w:pPr>
             <w:r>
-              <w:t xml:space="preserve">控制（Matlab）</w:t>
-            </w:r>
-          </w:p>
-        </w:tc>
-        <w:tc>
-          <w:tcPr/>
-          <w:p>
-            <w:pPr>
-              <w:pStyle w:val="Compact"/>
-              <w:jc w:val="left"/>
-            </w:pPr>
-            <w:r>
-              <w:t xml:space="preserve">Matlab 模拟车、控制算法章节</w:t>
-            </w:r>
-          </w:p>
-        </w:tc>
-        <w:tc>
-          <w:tcPr/>
-          <w:p>
-            <w:pPr>
-              <w:pStyle w:val="Compact"/>
-              <w:jc w:val="left"/>
-            </w:pPr>
-            <w:r>
-              <w:t xml:space="preserve">（待填）</w:t>
-            </w:r>
-          </w:p>
-        </w:tc>
-      </w:tr>
-      <w:tr>
+              <w:t xml:space="preserve">付泽亮</w:t>
+            </w:r>
+          </w:p>
+        </w:tc>
         <w:tc>
           <w:tcPr/>
           <w:p>
@@ -997,19 +987,7 @@
               <w:jc w:val="left"/>
             </w:pPr>
             <w:r>
-              <w:t xml:space="preserve">手机 App 与位姿估计、Gazebo、评估章节</w:t>
-            </w:r>
-          </w:p>
-        </w:tc>
-        <w:tc>
-          <w:tcPr/>
-          <w:p>
-            <w:pPr>
-              <w:pStyle w:val="Compact"/>
-              <w:jc w:val="left"/>
-            </w:pPr>
-            <w:r>
-              <w:t xml:space="preserve">（待填）</w:t>
+              <w:t xml:space="preserve">安卓 App 与位姿估计、Gazebo 接入；效果评估报告</w:t>
             </w:r>
           </w:p>
         </w:tc>
@@ -9385,7 +9363,14 @@
         <w:pStyle w:val="Compact"/>
       </w:pPr>
       <w:r>
-        <w:t xml:space="preserve">______：</w:t>
+        <w:rPr>
+          <w:bCs/>
+          <w:b/>
+        </w:rPr>
+        <w:t xml:space="preserve">阮飞翔</w:t>
+      </w:r>
+      <w:r>
+        <w:t xml:space="preserve">（组长，架构与调度）：（待本人填写）</w:t>
       </w:r>
     </w:p>
     <w:p>
@@ -9397,7 +9382,14 @@
         <w:pStyle w:val="Compact"/>
       </w:pPr>
       <w:r>
-        <w:t xml:space="preserve">______：</w:t>
+        <w:rPr>
+          <w:bCs/>
+          <w:b/>
+        </w:rPr>
+        <w:t xml:space="preserve">樊宇泽</w:t>
+      </w:r>
+      <w:r>
+        <w:t xml:space="preserve">（服务端）：（待本人填写）</w:t>
       </w:r>
     </w:p>
     <w:p>
@@ -9409,7 +9401,14 @@
         <w:pStyle w:val="Compact"/>
       </w:pPr>
       <w:r>
-        <w:t xml:space="preserve">______：</w:t>
+        <w:rPr>
+          <w:bCs/>
+          <w:b/>
+        </w:rPr>
+        <w:t xml:space="preserve">李昊博</w:t>
+      </w:r>
+      <w:r>
+        <w:t xml:space="preserve">（控制与可视化）：（待本人填写）</w:t>
       </w:r>
     </w:p>
     <w:p>
@@ -9421,19 +9420,14 @@
         <w:pStyle w:val="Compact"/>
       </w:pPr>
       <w:r>
-        <w:t xml:space="preserve">______：</w:t>
-      </w:r>
-    </w:p>
-    <w:p>
-      <w:pPr>
-        <w:numPr>
-          <w:ilvl w:val="0"/>
-          <w:numId w:val="1008"/>
-        </w:numPr>
-        <w:pStyle w:val="Compact"/>
-      </w:pPr>
-      <w:r>
-        <w:t xml:space="preserve">______：</w:t>
+        <w:rPr>
+          <w:bCs/>
+          <w:b/>
+        </w:rPr>
+        <w:t xml:space="preserve">付泽亮</w:t>
+      </w:r>
+      <w:r>
+        <w:t xml:space="preserve">（移动端与进阶）：（待本人填写）</w:t>
       </w:r>
     </w:p>
     <w:bookmarkEnd w:id="128"/>

--- a/deliverables/MiniDiDi_report.docx
+++ b/deliverables/MiniDiDi_report.docx
@@ -39,7 +39,7 @@
         <w:pStyle w:val="CoverInfo"/>
       </w:pPr>
       <w:r>
-        <w:t xml:space="preserve">小　　组：第 ____ 组</w:t>
+        <w:t xml:space="preserve">小　　组：第 1 组</w:t>
       </w:r>
     </w:p>
     <w:p>
@@ -79,15 +79,7 @@
         <w:pStyle w:val="CoverInfo"/>
       </w:pPr>
       <w:r>
-        <w:t xml:space="preserve">指导教师：____________</w:t>
-      </w:r>
-    </w:p>
-    <w:p>
-      <w:pPr>
-        <w:pStyle w:val="CoverInfo"/>
-      </w:pPr>
-      <w:r>
-        <w:t xml:space="preserve">完成日期：2026 年 ____ 月 ____ 日</w:t>
+        <w:t xml:space="preserve">指导教师：许春权</w:t>
       </w:r>
     </w:p>
     <w:p>
@@ -9351,18 +9343,6 @@
         <w:pStyle w:val="FirstParagraph"/>
       </w:pPr>
       <w:r>
-        <w:t xml:space="preserve">（每位组员写 200~300 字：负责的工作、遇到的问题与解决方法、收获。）</w:t>
-      </w:r>
-    </w:p>
-    <w:p>
-      <w:pPr>
-        <w:numPr>
-          <w:ilvl w:val="0"/>
-          <w:numId w:val="1008"/>
-        </w:numPr>
-        <w:pStyle w:val="Compact"/>
-      </w:pPr>
-      <w:r>
         <w:rPr>
           <w:bCs/>
           <w:b/>
@@ -9370,16 +9350,12 @@
         <w:t xml:space="preserve">阮飞翔</w:t>
       </w:r>
       <w:r>
-        <w:t xml:space="preserve">（组长，架构与调度）：（待本人填写）</w:t>
-      </w:r>
-    </w:p>
-    <w:p>
-      <w:pPr>
-        <w:numPr>
-          <w:ilvl w:val="0"/>
-          <w:numId w:val="1008"/>
-        </w:numPr>
-        <w:pStyle w:val="Compact"/>
+        <w:t xml:space="preserve">（组长，架构与调度）：我负责总体架构、接口协议、派单与空车调度以及联调集成。项目一开始我们就确定了“一个服务端 + 一套设备协议”的结构，把接口协议文档当作组内并行开发的合同，Matlab 车、手机、Gazebo 小车都按同一协议接入，各模块可以独立开发、随时集成。派单方面，我把派单建模为二分图最优匹配，用匈牙利算法求解。做对比实验时发现换派单策略后订单序列也跟着变，对比并不公平，于是把订单生成改为只由种子决定的独立随机数序列，做成配对实验，证明了接近饱和时平均等待减少 45%。空车调度在高负载时效果减弱，我们在报告中如实分析了原因。为了满足“考核中不可人工操作”，我设计了场景脚本，让所有演示情节按时间自动触发。这次项目让我体会到接口先行、集成优先、用数据说话的重要性，也锻炼了统筹进度和撰写技术报告的能力。</w:t>
+      </w:r>
+    </w:p>
+    <w:p>
+      <w:pPr>
+        <w:pStyle w:val="BodyText"/>
       </w:pPr>
       <w:r>
         <w:rPr>
@@ -9389,16 +9365,12 @@
         <w:t xml:space="preserve">樊宇泽</w:t>
       </w:r>
       <w:r>
-        <w:t xml:space="preserve">（服务端）：（待本人填写）</w:t>
-      </w:r>
-    </w:p>
-    <w:p>
-      <w:pPr>
-        <w:numPr>
-          <w:ilvl w:val="0"/>
-          <w:numId w:val="1008"/>
-        </w:numPr>
-        <w:pStyle w:val="Compact"/>
+        <w:t xml:space="preserve">（服务端）：我负责数字世界服务端，包括仿真主循环、交通管控、设备接入、感知建图和图像处理加速，并编写了设计文档和测试报告。为了避免多线程问题，数字世界只在仿真线程里访问，网络线程一律通过命令队列提交请求，内部不加锁。交通管控采用格子预约的移动授权，一格只给一辆车，从机制上保证不相撞。开发中最典型的问题是：行人走进车辆已授权的格子时，车会从行人身上开过去，原因是只在申请新授权时检查行人；改为每个仿真步检查已授权的格子、发现行人立即收回授权后解决。激光雷达擦过建筑转角时会误检障碍，改为直接取光线投射撞上的格子后，稠密交通下零误检。图像处理在 2 核机器上的并行加速比只有 1.26~1.41，让我直观理解了阿姆达尔定律。每修一个缺陷都补一个回归测试，最终服务端测试全部通过，长时间高负载运行零碰撞。</w:t>
+      </w:r>
+    </w:p>
+    <w:p>
+      <w:pPr>
+        <w:pStyle w:val="BodyText"/>
       </w:pPr>
       <w:r>
         <w:rPr>
@@ -9408,16 +9380,12 @@
         <w:t xml:space="preserve">李昊博</w:t>
       </w:r>
       <w:r>
-        <w:t xml:space="preserve">（控制与可视化）：（待本人填写）</w:t>
-      </w:r>
-    </w:p>
-    <w:p>
-      <w:pPr>
-        <w:numPr>
-          <w:ilvl w:val="0"/>
-          <w:numId w:val="1008"/>
-        </w:numPr>
-        <w:pStyle w:val="Compact"/>
+        <w:t xml:space="preserve">（控制与可视化）：我负责 Matlab 模拟车和 2D / 3D 可视化，并完成了部署手册、答辩 PPT 和演示视频。Matlab 车用纯追踪跟踪服务端下发的路线、用速度 PI 控制车速，并按授权停车点限制速度上限，保证任何时候都能在停车点前刹住。一个容易出错的地方是：遇到行人或新障碍时授权会被收回，车端必须直接采用最新授权的停车点，不能取历史最大值。为了在没有 MATLAB 的电脑上也能联调，我们先写了同协议的 Python 参考实现，再移植到 MATLAB。3D 视图没有使用 Three.js，而是自己实现了 WebGL 渲染器，演示现场断网也能打开；过程中要处理好地图坐标到 GL 坐标的变换、相机矩阵和四种视角的切换。录制演示视频时，无头浏览器需要软件渲染才能显示 WebGL。通过这些工作，我把控制课上学的跟踪控制用到了实际系统中，也打下了计算机图形学的基础。</w:t>
+      </w:r>
+    </w:p>
+    <w:p>
+      <w:pPr>
+        <w:pStyle w:val="BodyText"/>
       </w:pPr>
       <w:r>
         <w:rPr>
@@ -9427,7 +9395,7 @@
         <w:t xml:space="preserve">付泽亮</w:t>
       </w:r>
       <w:r>
-        <w:t xml:space="preserve">（移动端与进阶）：（待本人填写）</w:t>
+        <w:t xml:space="preserve">（移动端与进阶）：我负责安卓手机 App 与位姿估计、Gazebo 接入，并编写了效果评估报告、管理 GitHub 仓库。手机端采用行人航位推算：加速度计步、Weinberg 模型估计步长、陀螺仪积分航向。仿真中发现陀螺仪零偏会让航向在 150 s 内偏 73°，于是在室外用磁力计做 PI 修正，最大偏差降到 3.4°；再用卡尔曼滤波融合卫星定位，5 分钟行走的最终误差从 33 m 降到 2.6 m。为了能在电脑上测试，我把算法放在不依赖安卓的核心包里，写了 65 项单元测试。Gazebo 联调时，物理小车总会冲过授权停车点约 0.08 m，原因是里程计经 ROS 桥接有延迟、车轮减速有滞后；把位姿按速度外推到当前时刻并提前刹车后，越界降为 0，5 车运行零碰撞。这让我认识到真实系统中的延迟和执行滞后不可忽视，也熟悉了 ROS 2 与 Gazebo 的开发流程。</w:t>
       </w:r>
     </w:p>
     <w:bookmarkEnd w:id="128"/>
@@ -10597,9 +10565,6 @@
     <w:lvlOverride w:ilvl="8">
       <w:startOverride w:val="1"/>
     </w:lvlOverride>
-  </w:num>
-  <w:num w:numId="1008">
-    <w:abstractNumId w:val="991"/>
   </w:num>
 </w:numbering>
 </file>

--- a/deliverables/MiniDiDi_report.docx
+++ b/deliverables/MiniDiDi_report.docx
@@ -470,7 +470,7 @@
               <w:jc w:val="left"/>
             </w:pPr>
             <w:r>
-              <w:t xml:space="preserve">基本完成：已实现并用同协议的模拟车验证，待在 MATLAB 中实测</w:t>
+              <w:t xml:space="preserve">已完成：持续集成中用 MATLAB R2024b 运行，5 辆 Matlab 车接入零碰撞、零越权</w:t>
             </w:r>
           </w:p>
         </w:tc>
@@ -508,7 +508,7 @@
               <w:jc w:val="left"/>
             </w:pPr>
             <w:r>
-              <w:t xml:space="preserve">基本完成：已实现，核心算法仿真验证通过，待真机实测</w:t>
+              <w:t xml:space="preserve">基本完成：已实现，核心算法仿真验证通过，APK 由持续集成编译，待真机实测</w:t>
             </w:r>
           </w:p>
         </w:tc>
@@ -7038,10 +7038,10 @@
         <w:tblCaption w:val="表 6-1　测试层次与结果"/>
       </w:tblPr>
       <w:tblGrid>
-        <w:gridCol w:w="990"/>
-        <w:gridCol w:w="1914"/>
-        <w:gridCol w:w="3234"/>
-        <w:gridCol w:w="1782"/>
+        <w:gridCol w:w="858"/>
+        <w:gridCol w:w="2772"/>
+        <w:gridCol w:w="2772"/>
+        <w:gridCol w:w="1518"/>
       </w:tblGrid>
       <w:tr>
         <w:trPr>
@@ -7496,6 +7496,56 @@
           </w:p>
         </w:tc>
       </w:tr>
+      <w:tr>
+        <w:tc>
+          <w:tcPr/>
+          <w:p>
+            <w:pPr>
+              <w:pStyle w:val="Compact"/>
+              <w:jc w:val="left"/>
+            </w:pPr>
+            <w:r>
+              <w:t xml:space="preserve">持续集成</w:t>
+            </w:r>
+          </w:p>
+        </w:tc>
+        <w:tc>
+          <w:tcPr/>
+          <w:p>
+            <w:pPr>
+              <w:pStyle w:val="Compact"/>
+              <w:jc w:val="left"/>
+            </w:pPr>
+            <w:r>
+              <w:t xml:space="preserve">以上测试 + Windows 脚本 + APK 编译 + Matlab 车队</w:t>
+            </w:r>
+          </w:p>
+        </w:tc>
+        <w:tc>
+          <w:tcPr/>
+          <w:p>
+            <w:pPr>
+              <w:pStyle w:val="Compact"/>
+              <w:jc w:val="left"/>
+            </w:pPr>
+            <w:r>
+              <w:t xml:space="preserve">每次推送由 GitHub Actions 自动运行</w:t>
+            </w:r>
+          </w:p>
+        </w:tc>
+        <w:tc>
+          <w:tcPr/>
+          <w:p>
+            <w:pPr>
+              <w:pStyle w:val="Compact"/>
+              <w:jc w:val="left"/>
+            </w:pPr>
+            <w:r>
+              <w:t xml:space="preserve">通过</w:t>
+            </w:r>
+          </w:p>
+        </w:tc>
+      </w:tr>
     </w:tbl>
     <w:bookmarkEnd w:id="99"/>
     <w:bookmarkStart w:id="100" w:name="单元测试"/>
@@ -7531,6 +7581,26 @@
       </w:pPr>
       <w:r>
         <w:t xml:space="preserve">系统集成测试脚本自动启动服务端（期末演示场景）、5 辆按协议注册为 Matlab 设备的模拟车和 1 部模拟手机，运行 180 s 后杀掉车队进程，再上传示例照片做图像识别。结果：5 辆车 0.5 s 内全部接入；第 60 s 和第 90 s 场景脚本放出的未知障碍分别在 6.0 s 和 13.1 s 后被车辆发现，车辆借对向车道掉头；4 次为行人紧急停车；断开车队后 0.2 s 内 5 辆车全部由内部仿真接管；照片中的锥桶被识别（右前方 9°，约 7.3 m）并写入全局地图；全程车车碰撞、撞墙、撞障碍、越权行驶均为 0。</w:t>
+      </w:r>
+    </w:p>
+    <w:p>
+      <w:pPr>
+        <w:pStyle w:val="BodyText"/>
+      </w:pPr>
+      <w:r>
+        <w:t xml:space="preserve">持续集成（GitHub Actions）在每次推送后自动运行四组任务：Linux 上的单元测试与系统集成测试；Windows 上的 5 个一键脚本；用真实安卓 SDK 编译 APK；在 MATLAB R2024b 中运行 Matlab 车队——SimCar 离线测试中车辆停在授权停车点 4.000 m 处（不越界），</w:t>
+      </w:r>
+      <w:r>
+        <w:rPr>
+          <w:rStyle w:val="VerbatimChar"/>
+        </w:rPr>
+        <w:t xml:space="preserve">run_fleet</w:t>
+      </w:r>
+      <w:r>
+        <w:t xml:space="preserve"> </w:t>
+      </w:r>
+      <w:r>
+        <w:t xml:space="preserve">的 5 辆车接入服务端运行 200 s，送达 19 单，车车碰撞、撞墙、撞障碍、越权行驶均为 0，最小车距 0.28 m，车队结束后由数字世界接管。CI 还发现了 Windows 一键脚本在输入被重定向时不等待服务端启动的问题，已修复。</w:t>
       </w:r>
     </w:p>
     <w:p>
@@ -8013,7 +8083,7 @@
         <w:pStyle w:val="FirstParagraph"/>
       </w:pPr>
       <w:r>
-        <w:t xml:space="preserve">Matlab 车队尚未在 MATLAB 中运行，安卓 App 尚未在真机上运行，Gazebo 仅在无界面模式下测试（运行 240 s，5 车零碰撞、零越权，最大越界 0），现场网络只在本机回环上测试。这些需要在第 13–14 周加固阶段由组员在真实设备上完成。</w:t>
+        <w:t xml:space="preserve">Matlab 车队只在持续集成（Linux、不显示图窗）中运行过，安卓 App 已能编译但尚未在真机上运行，Gazebo 仅在无界面模式下测试（运行 240 s，5 车零碰撞、零越权，最大越界 0），现场网络只在本机回环上测试。这些需要在第 13–14 周加固阶段由组员在真实设备上完成。</w:t>
       </w:r>
     </w:p>
     <w:bookmarkEnd w:id="103"/>
@@ -9255,7 +9325,7 @@
         <w:t xml:space="preserve">工程化</w:t>
       </w:r>
       <w:r>
-        <w:t xml:space="preserve">：零第三方依赖、离线可用；103 项单元测试 + 系统集成测试；文档覆盖全流程，UML 图以源文件维护。</w:t>
+        <w:t xml:space="preserve">：零第三方依赖、离线可用；103 项单元测试 + 系统集成测试，持续集成在每次推送后自动于 Linux、Windows、安卓 SDK、MATLAB 上验证；文档覆盖全流程，UML 图以源文件维护。</w:t>
       </w:r>
     </w:p>
     <w:bookmarkEnd w:id="126"/>
@@ -9277,7 +9347,7 @@
         <w:pStyle w:val="Compact"/>
       </w:pPr>
       <w:r>
-        <w:t xml:space="preserve">Matlab 车队、安卓真机和带界面的 Gazebo 尚未在真实设备上实测；物理仿真的经验表明，设备端必须处理好通信延迟和执行滞后；</w:t>
+        <w:t xml:space="preserve">安卓真机和带界面的 Gazebo 尚未在真实设备上实测，Matlab 车队只在持续集成中运行过；物理仿真的经验表明，设备端必须处理好通信延迟和执行滞后；</w:t>
       </w:r>
     </w:p>
     <w:p>
@@ -9380,7 +9450,7 @@
         <w:t xml:space="preserve">李昊博</w:t>
       </w:r>
       <w:r>
-        <w:t xml:space="preserve">（控制与可视化）：我负责 Matlab 模拟车和 2D / 3D 可视化，并完成了部署手册、答辩 PPT 和演示视频。Matlab 车用纯追踪跟踪服务端下发的路线、用速度 PI 控制车速，并按授权停车点限制速度上限，保证任何时候都能在停车点前刹住。一个容易出错的地方是：遇到行人或新障碍时授权会被收回，车端必须直接采用最新授权的停车点，不能取历史最大值。为了在没有 MATLAB 的电脑上也能联调，我们先写了同协议的 Python 参考实现，再移植到 MATLAB。3D 视图没有使用 Three.js，而是自己实现了 WebGL 渲染器，演示现场断网也能打开；过程中要处理好地图坐标到 GL 坐标的变换、相机矩阵和四种视角的切换。录制演示视频时，无头浏览器需要软件渲染才能显示 WebGL。通过这些工作，我把控制课上学的跟踪控制用到了实际系统中，也打下了计算机图形学的基础。</w:t>
+        <w:t xml:space="preserve">（控制与可视化）：我负责 Matlab 模拟车和 2D / 3D 可视化，并完成了部署手册、答辩 PPT 和演示视频。Matlab 车用纯追踪跟踪服务端下发的路线、用速度 PI 控制车速，并按授权停车点限制速度上限，保证任何时候都能在停车点前刹住。一个容易出错的地方是：遇到行人或新障碍时授权会被收回，车端必须直接采用最新授权的停车点，不能取历史最大值。为了在没有 MATLAB 的电脑上也能联调，我们先写了同协议的 Python 参考实现，再移植到 MATLAB，并在持续集成中用 MATLAB R2024b 让 5 辆车实际接入服务端验证。3D 视图没有使用 Three.js，而是自己实现了 WebGL 渲染器，演示现场断网也能打开；过程中要处理好地图坐标到 GL 坐标的变换、相机矩阵和四种视角的切换。录制演示视频时，无头浏览器需要软件渲染才能显示 WebGL。通过这些工作，我把控制课上学的跟踪控制用到了实际系统中，也打下了计算机图形学的基础。</w:t>
       </w:r>
     </w:p>
     <w:p>

--- a/deliverables/MiniDiDi_report.docx
+++ b/deliverables/MiniDiDi_report.docx
@@ -116,7 +116,7 @@
         <w:pStyle w:val="BodyText"/>
       </w:pPr>
       <w:r>
-        <w:t xml:space="preserve">测试方面，服务端 29 项与手机核心 65 项单元测试全部通过；系统集成测试在无人操作下完成设备接入、感知避障、断线接管与图像识别全流程。评估实验表明：接近饱和负载时匈牙利算法派单比贪心算法的平均等待时间降低 45%；潮汐需求下空车调度使平均等待再降低 18%~20%；16 辆车高负载运行 6 × 60 分钟零碰撞（含系统事先不知道的障碍）；5 辆 Gazebo 物理仿真小车接入后同样零碰撞、零越权。</w:t>
+        <w:t xml:space="preserve">测试方面，服务端 30 项与手机核心 65 项单元测试全部通过；系统集成测试在无人操作下完成设备接入、感知避障、断线接管与图像识别全流程。评估实验表明：接近饱和负载时匈牙利算法派单比贪心算法的平均等待时间降低 45%；潮汐需求下空车调度使平均等待再降低 18%~20%；16 辆车高负载运行 6 × 60 分钟零碰撞（含系统事先不知道的障碍）；5 辆 Gazebo 物理仿真小车接入后同样零碰撞、零越权。</w:t>
       </w:r>
     </w:p>
     <w:p>
@@ -7141,7 +7141,7 @@
               <w:jc w:val="left"/>
             </w:pPr>
             <w:r>
-              <w:t xml:space="preserve">29 / 29 通过</w:t>
+              <w:t xml:space="preserve">30 / 30 通过</w:t>
             </w:r>
           </w:p>
         </w:tc>
@@ -7562,7 +7562,7 @@
         <w:pStyle w:val="FirstParagraph"/>
       </w:pPr>
       <w:r>
-        <w:t xml:space="preserve">服务端 29 项测试覆盖规划（地图无死路、车道规则、A* 合法且最短、路线几何）、派单（匈牙利算法与穷举一致、不劣于贪心、不可达组合不匹配）、世界（16 车 15 分钟零碰撞不死锁、不进入路障、为行人停车、设备接管与回退）、场景脚本、感知建图（激光雷达测距、发现并避开未知障碍、障碍撤除、稠密交通零误检、掉头脱困）、空车调度和图像识别。手机核心 65 项测试覆盖计步、航向估计、位姿推算与标定、坐标换算、地图解析、JSON、设备协议（10 Hz 上报、断线重连）和 HTTP 客户端。</w:t>
+        <w:t xml:space="preserve">服务端 30 项测试覆盖规划（地图无死路、车道规则、A* 合法且最短、路线几何）、派单（匈牙利算法与穷举一致、不劣于贪心、不可达组合不匹配）、世界（16 车 15 分钟零碰撞不死锁、不进入路障、为行人停车、设备接管与回退、授权收回时设备来不及反应不算违规）、场景脚本、感知建图（激光雷达测距、发现并避开未知障碍、障碍撤除、稠密交通零误检、掉头脱困）、空车调度和图像识别。手机核心 65 项测试覆盖计步、航向估计、位姿推算与标定、坐标换算、地图解析、JSON、设备协议（10 Hz 上报、断线重连）和 HTTP 客户端。</w:t>
       </w:r>
     </w:p>
     <w:bookmarkEnd w:id="100"/>
@@ -9325,7 +9325,7 @@
         <w:t xml:space="preserve">工程化</w:t>
       </w:r>
       <w:r>
-        <w:t xml:space="preserve">：零第三方依赖、离线可用；103 项单元测试 + 系统集成测试，持续集成在每次推送后自动于 Linux、Windows、安卓 SDK、MATLAB 上验证；文档覆盖全流程，UML 图以源文件维护。</w:t>
+        <w:t xml:space="preserve">：零第三方依赖、离线可用；104 项单元测试 + 系统集成测试，持续集成在每次推送后自动于 Linux、Windows、安卓 SDK、MATLAB 上验证；文档覆盖全流程，UML 图以源文件维护。</w:t>
       </w:r>
     </w:p>
     <w:bookmarkEnd w:id="126"/>
@@ -10074,7 +10074,7 @@
         <w:rPr>
           <w:rStyle w:val="VerbatimChar"/>
         </w:rPr>
-        <w:t xml:space="preserve">cd server &amp;&amp; mvn test                    服务端单元测试（29 项）</w:t>
+        <w:t xml:space="preserve">cd server &amp;&amp; mvn test                    服务端单元测试（30 项）</w:t>
       </w:r>
       <w:r>
         <w:br/>

--- a/deliverables/MiniDiDi_report.docx
+++ b/deliverables/MiniDiDi_report.docx
@@ -1067,7 +1067,7 @@
             <w:tab/>
           </w:r>
           <w:r>
-            <w:t>33</w:t>
+            <w:t>34</w:t>
           </w:r>
         </w:p>
         <w:p>
@@ -1780,7 +1780,16 @@
               <w:rPr>
                 <w:rFonts w:hint="eastAsia"/>
               </w:rPr>
-              <w:t xml:space="preserve">已完成：持续集成中用</w:t>
+              <w:t xml:space="preserve">已完成：持续集成和</w:t>
+            </w:r>
+            <w:r>
+              <w:t xml:space="preserve"> Windows </w:t>
+            </w:r>
+            <w:r>
+              <w:rPr>
+                <w:rFonts w:hint="eastAsia"/>
+              </w:rPr>
+              <w:t xml:space="preserve">上的</w:t>
             </w:r>
             <w:r>
               <w:t xml:space="preserve"> MATLAB R2024b </w:t>
@@ -1789,7 +1798,7 @@
               <w:rPr>
                 <w:rFonts w:hint="eastAsia"/>
               </w:rPr>
-              <w:t xml:space="preserve">运行，5</w:t>
+              <w:t xml:space="preserve">中实测，5</w:t>
             </w:r>
             <w:r>
               <w:t xml:space="preserve"> </w:t>
@@ -15714,7 +15723,52 @@
         <w:rPr>
           <w:rFonts w:hint="eastAsia"/>
         </w:rPr>
-        <w:t xml:space="preserve">参考实现逐行移植。</w:t>
+        <w:t xml:space="preserve">参考实现逐行移植。服务端从设备注册开始计心跳，3</w:t>
+      </w:r>
+      <w:r>
+        <w:t xml:space="preserve"> s </w:t>
+      </w:r>
+      <w:r>
+        <w:rPr>
+          <w:rFonts w:hint="eastAsia"/>
+        </w:rPr>
+        <w:t xml:space="preserve">收不到状态就断开，所以</w:t>
+      </w:r>
+      <w:r>
+        <w:t xml:space="preserve"> </w:t>
+      </w:r>
+      <w:r>
+        <w:rPr>
+          <w:rStyle w:val="VerbatimChar"/>
+        </w:rPr>
+        <w:t xml:space="preserve">run_fleet</w:t>
+      </w:r>
+      <w:r>
+        <w:t xml:space="preserve"> </w:t>
+      </w:r>
+      <w:r>
+        <w:rPr>
+          <w:rFonts w:hint="eastAsia"/>
+        </w:rPr>
+        <w:t xml:space="preserve">先打开本地视图、建好全部连接，最后一起注册，注册后立即开始上报（6.4</w:t>
+      </w:r>
+      <w:r>
+        <w:t xml:space="preserve"> </w:t>
+      </w:r>
+      <w:r>
+        <w:rPr>
+          <w:rFonts w:hint="eastAsia"/>
+        </w:rPr>
+        <w:t xml:space="preserve">节</w:t>
+      </w:r>
+      <w:r>
+        <w:t xml:space="preserve"> </w:t>
+      </w:r>
+      <w:r>
+        <w:rPr>
+          <w:rFonts w:hint="eastAsia"/>
+        </w:rPr>
+        <w:t xml:space="preserve">D08）。</w:t>
       </w:r>
     </w:p>
     <w:p>
@@ -18660,6 +18714,119 @@
         <w:t xml:space="preserve">个采样中车始终没有越过授权停车点；拍照识别路障稳定。</w:t>
       </w:r>
     </w:p>
+    <w:p>
+      <w:pPr>
+        <w:pStyle w:val="BodyText"/>
+      </w:pPr>
+      <w:r>
+        <w:t xml:space="preserve">Matlab </w:t>
+      </w:r>
+      <w:r>
+        <w:rPr>
+          <w:rFonts w:hint="eastAsia"/>
+        </w:rPr>
+        <w:t xml:space="preserve">车队在</w:t>
+      </w:r>
+      <w:r>
+        <w:t xml:space="preserve"> Windows 11 + MATLAB </w:t>
+      </w:r>
+      <w:r>
+        <w:rPr>
+          <w:rFonts w:hint="eastAsia"/>
+        </w:rPr>
+        <w:t xml:space="preserve">R2024b（只装</w:t>
+      </w:r>
+      <w:r>
+        <w:t xml:space="preserve"> MATLAB </w:t>
+      </w:r>
+      <w:r>
+        <w:rPr>
+          <w:rFonts w:hint="eastAsia"/>
+        </w:rPr>
+        <w:t xml:space="preserve">本体）上实测：带本地视图的</w:t>
+      </w:r>
+      <w:r>
+        <w:t xml:space="preserve"> </w:t>
+      </w:r>
+      <w:r>
+        <w:rPr>
+          <w:rStyle w:val="VerbatimChar"/>
+        </w:rPr>
+        <w:t xml:space="preserve">run_fleet</w:t>
+      </w:r>
+      <w:r>
+        <w:t xml:space="preserve"> </w:t>
+      </w:r>
+      <w:r>
+        <w:rPr>
+          <w:rFonts w:hint="eastAsia"/>
+        </w:rPr>
+        <w:t xml:space="preserve">连续运行约</w:t>
+      </w:r>
+      <w:r>
+        <w:t xml:space="preserve"> 16 </w:t>
+      </w:r>
+      <w:r>
+        <w:rPr>
+          <w:rFonts w:hint="eastAsia"/>
+        </w:rPr>
+        <w:t xml:space="preserve">分钟没有断线，5</w:t>
+      </w:r>
+      <w:r>
+        <w:t xml:space="preserve"> </w:t>
+      </w:r>
+      <w:r>
+        <w:rPr>
+          <w:rFonts w:hint="eastAsia"/>
+        </w:rPr>
+        <w:t xml:space="preserve">辆车各规划</w:t>
+      </w:r>
+      <w:r>
+        <w:t xml:space="preserve"> 42~47 </w:t>
+      </w:r>
+      <w:r>
+        <w:rPr>
+          <w:rFonts w:hint="eastAsia"/>
+        </w:rPr>
+        <w:t xml:space="preserve">条路线、收到</w:t>
+      </w:r>
+      <w:r>
+        <w:t xml:space="preserve"> 908~954 </w:t>
+      </w:r>
+      <w:r>
+        <w:rPr>
+          <w:rFonts w:hint="eastAsia"/>
+        </w:rPr>
+        <w:t xml:space="preserve">次授权、行驶</w:t>
+      </w:r>
+      <w:r>
+        <w:t xml:space="preserve"> 1172~1216 </w:t>
+      </w:r>
+      <w:r>
+        <w:rPr>
+          <w:rFonts w:hint="eastAsia"/>
+        </w:rPr>
+        <w:t xml:space="preserve">m，全场车车碰撞、撞墙、撞障碍、越权行驶均为</w:t>
+      </w:r>
+      <w:r>
+        <w:t xml:space="preserve"> </w:t>
+      </w:r>
+      <w:r>
+        <w:rPr>
+          <w:rFonts w:hint="eastAsia"/>
+        </w:rPr>
+        <w:t xml:space="preserve">0；一键启动脚本能找到</w:t>
+      </w:r>
+      <w:r>
+        <w:t xml:space="preserve"> MATLAB </w:t>
+      </w:r>
+      <w:r>
+        <w:rPr>
+          <w:rFonts w:hint="eastAsia"/>
+        </w:rPr>
+        <w:t xml:space="preserve">并自动启动车队，与场景脚本、模拟手机车一起全自主运行。</w:t>
+      </w:r>
+    </w:p>
     <w:bookmarkEnd w:id="64"/>
     <w:bookmarkStart w:id="65" w:name="缺陷记录"/>
     <w:p>
@@ -19255,6 +19422,7 @@
           <w:p>
             <w:pPr>
               <w:pStyle w:val="Compact"/>
+              <w:keepNext/>
             </w:pPr>
             <w:r>
               <w:t xml:space="preserve">D07</w:t>
@@ -19266,6 +19434,7 @@
           <w:p>
             <w:pPr>
               <w:pStyle w:val="Compact"/>
+              <w:keepNext/>
             </w:pPr>
             <w:r>
               <w:t xml:space="preserve">Gazebo </w:t>
@@ -19292,6 +19461,7 @@
           <w:p>
             <w:pPr>
               <w:pStyle w:val="Compact"/>
+              <w:keepNext/>
             </w:pPr>
             <w:r>
               <w:t xml:space="preserve">ROS </w:t>
@@ -19309,12 +19479,71 @@
           <w:p>
             <w:pPr>
               <w:pStyle w:val="Compact"/>
+              <w:keepNext/>
             </w:pPr>
             <w:r>
               <w:rPr>
                 <w:rFonts w:hint="eastAsia"/>
               </w:rPr>
               <w:t xml:space="preserve">先输出统计，发布失败时忽略</w:t>
+            </w:r>
+          </w:p>
+        </w:tc>
+      </w:tr>
+      <w:tr>
+        <w:tc>
+          <w:tcPr/>
+          <w:p>
+            <w:pPr>
+              <w:pStyle w:val="Compact"/>
+            </w:pPr>
+            <w:r>
+              <w:t xml:space="preserve">D08</w:t>
+            </w:r>
+          </w:p>
+        </w:tc>
+        <w:tc>
+          <w:tcPr/>
+          <w:p>
+            <w:pPr>
+              <w:pStyle w:val="Compact"/>
+            </w:pPr>
+            <w:r>
+              <w:t xml:space="preserve">Matlab </w:t>
+            </w:r>
+            <w:r>
+              <w:rPr>
+                <w:rFonts w:hint="eastAsia"/>
+              </w:rPr>
+              <w:t xml:space="preserve">车队刚启动就心跳超时断开</w:t>
+            </w:r>
+          </w:p>
+        </w:tc>
+        <w:tc>
+          <w:tcPr/>
+          <w:p>
+            <w:pPr>
+              <w:pStyle w:val="Compact"/>
+            </w:pPr>
+            <w:r>
+              <w:rPr>
+                <w:rFonts w:hint="eastAsia"/>
+              </w:rPr>
+              <w:t xml:space="preserve">先注册后画图，期间不上报状态</w:t>
+            </w:r>
+          </w:p>
+        </w:tc>
+        <w:tc>
+          <w:tcPr/>
+          <w:p>
+            <w:pPr>
+              <w:pStyle w:val="Compact"/>
+            </w:pPr>
+            <w:r>
+              <w:rPr>
+                <w:rFonts w:hint="eastAsia"/>
+              </w:rPr>
+              <w:t xml:space="preserve">先画图、建好连接再一起注册</w:t>
             </w:r>
           </w:p>
         </w:tc>
@@ -19347,7 +19576,25 @@
         <w:rPr>
           <w:rFonts w:hint="eastAsia"/>
         </w:rPr>
-        <w:t xml:space="preserve">车队只在持续集成（Linux、不显示图窗）中运行过，安卓</w:t>
+        <w:t xml:space="preserve">车队已在持续集成（Linux）和</w:t>
+      </w:r>
+      <w:r>
+        <w:t xml:space="preserve"> Windows </w:t>
+      </w:r>
+      <w:r>
+        <w:rPr>
+          <w:rFonts w:hint="eastAsia"/>
+        </w:rPr>
+        <w:t xml:space="preserve">上的</w:t>
+      </w:r>
+      <w:r>
+        <w:t xml:space="preserve"> MATLAB </w:t>
+      </w:r>
+      <w:r>
+        <w:rPr>
+          <w:rFonts w:hint="eastAsia"/>
+        </w:rPr>
+        <w:t xml:space="preserve">中运行，安卓</w:t>
       </w:r>
       <w:r>
         <w:t xml:space="preserve"> App </w:t>
@@ -19401,7 +19648,7 @@
         <w:rPr>
           <w:rFonts w:hint="eastAsia"/>
         </w:rPr>
-        <w:t xml:space="preserve">0），现场网络只在本机回环上测试。这些需要在第</w:t>
+        <w:t xml:space="preserve">0），现场网络只在本机回环和手机热点上测试过。这些需要在第</w:t>
       </w:r>
       <w:r>
         <w:t xml:space="preserve"> 13–14 </w:t>
@@ -19410,7 +19657,7 @@
         <w:rPr>
           <w:rFonts w:hint="eastAsia"/>
         </w:rPr>
-        <w:t xml:space="preserve">周加固阶段由组员在真实设备上完成。</w:t>
+        <w:t xml:space="preserve">周加固阶段由组员在真实设备和答辩教室中完成。</w:t>
       </w:r>
     </w:p>
     <w:bookmarkEnd w:id="66"/>
@@ -21675,16 +21922,7 @@
         <w:rPr>
           <w:rFonts w:hint="eastAsia"/>
         </w:rPr>
-        <w:t xml:space="preserve">尚未在真实设备上实测，Matlab</w:t>
-      </w:r>
-      <w:r>
-        <w:t xml:space="preserve"> </w:t>
-      </w:r>
-      <w:r>
-        <w:rPr>
-          <w:rFonts w:hint="eastAsia"/>
-        </w:rPr>
-        <w:t xml:space="preserve">车队只在持续集成中运行过，安卓真机还没有做推算精度实验；物理仿真的经验表明，设备端必须处理好通信延迟和执行滞后；</w:t>
+        <w:t xml:space="preserve">尚未在真实设备上实测，安卓真机还没有做推算精度实验；物理仿真的经验表明，设备端必须处理好通信延迟和执行滞后；</w:t>
       </w:r>
     </w:p>
     <w:p>
@@ -21997,7 +22235,34 @@
         <w:rPr>
           <w:rFonts w:hint="eastAsia"/>
         </w:rPr>
-        <w:t xml:space="preserve">辆车实际接入服务端验证。3D</w:t>
+        <w:t xml:space="preserve">辆车实际接入服务端验证。在</w:t>
+      </w:r>
+      <w:r>
+        <w:t xml:space="preserve"> Windows </w:t>
+      </w:r>
+      <w:r>
+        <w:rPr>
+          <w:rFonts w:hint="eastAsia"/>
+        </w:rPr>
+        <w:t xml:space="preserve">上第一次带本地视图运行时，5</w:t>
+      </w:r>
+      <w:r>
+        <w:t xml:space="preserve"> </w:t>
+      </w:r>
+      <w:r>
+        <w:rPr>
+          <w:rFonts w:hint="eastAsia"/>
+        </w:rPr>
+        <w:t xml:space="preserve">辆车刚注册就被服务端判为心跳超时：刚启动的</w:t>
+      </w:r>
+      <w:r>
+        <w:t xml:space="preserve"> MATLAB </w:t>
+      </w:r>
+      <w:r>
+        <w:rPr>
+          <w:rFonts w:hint="eastAsia"/>
+        </w:rPr>
+        <w:t xml:space="preserve">画图和建立连接都很慢，注册后十几秒没上报状态；改为先打开视图、建好连接再一起注册后解决。3D</w:t>
       </w:r>
       <w:r>
         <w:t xml:space="preserve"> </w:t>

--- a/deliverables/MiniDiDi_report.docx
+++ b/deliverables/MiniDiDi_report.docx
@@ -1055,13 +1055,13 @@
         </w:p>
         <w:p>
           <w:pPr>
-            <w:pStyle w:val="toc2"/>
+            <w:pStyle w:val="toc1"/>
             <w:tabs>
               <w:tab w:val="right" w:leader="dot" w:pos="8311"/>
             </w:tabs>
           </w:pPr>
           <w:r>
-            <w:t xml:space="preserve">6.5 尚未覆盖的测试</w:t>
+            <w:t xml:space="preserve">第 7 章　效果评估</w:t>
           </w:r>
           <w:r>
             <w:tab/>
@@ -1072,13 +1072,47 @@
         </w:p>
         <w:p>
           <w:pPr>
-            <w:pStyle w:val="toc1"/>
+            <w:pStyle w:val="toc2"/>
             <w:tabs>
               <w:tab w:val="right" w:leader="dot" w:pos="8311"/>
             </w:tabs>
           </w:pPr>
           <w:r>
-            <w:t xml:space="preserve">第 7 章　效果评估</w:t>
+            <w:t xml:space="preserve">7.1 评估方法</w:t>
+          </w:r>
+          <w:r>
+            <w:tab/>
+          </w:r>
+          <w:r>
+            <w:t>34</w:t>
+          </w:r>
+        </w:p>
+        <w:p>
+          <w:pPr>
+            <w:pStyle w:val="toc2"/>
+            <w:tabs>
+              <w:tab w:val="right" w:leader="dot" w:pos="8311"/>
+            </w:tabs>
+          </w:pPr>
+          <w:r>
+            <w:t xml:space="preserve">7.2 派单策略</w:t>
+          </w:r>
+          <w:r>
+            <w:tab/>
+          </w:r>
+          <w:r>
+            <w:t>34</w:t>
+          </w:r>
+        </w:p>
+        <w:p>
+          <w:pPr>
+            <w:pStyle w:val="toc2"/>
+            <w:tabs>
+              <w:tab w:val="right" w:leader="dot" w:pos="8311"/>
+            </w:tabs>
+          </w:pPr>
+          <w:r>
+            <w:t xml:space="preserve">7.3 空车调度</w:t>
           </w:r>
           <w:r>
             <w:tab/>
@@ -1095,41 +1129,7 @@
             </w:tabs>
           </w:pPr>
           <w:r>
-            <w:t xml:space="preserve">7.1 评估方法</w:t>
-          </w:r>
-          <w:r>
-            <w:tab/>
-          </w:r>
-          <w:r>
-            <w:t>35</w:t>
-          </w:r>
-        </w:p>
-        <w:p>
-          <w:pPr>
-            <w:pStyle w:val="toc2"/>
-            <w:tabs>
-              <w:tab w:val="right" w:leader="dot" w:pos="8311"/>
-            </w:tabs>
-          </w:pPr>
-          <w:r>
-            <w:t xml:space="preserve">7.2 派单策略</w:t>
-          </w:r>
-          <w:r>
-            <w:tab/>
-          </w:r>
-          <w:r>
-            <w:t>35</w:t>
-          </w:r>
-        </w:p>
-        <w:p>
-          <w:pPr>
-            <w:pStyle w:val="toc2"/>
-            <w:tabs>
-              <w:tab w:val="right" w:leader="dot" w:pos="8311"/>
-            </w:tabs>
-          </w:pPr>
-          <w:r>
-            <w:t xml:space="preserve">7.3 空车调度</w:t>
+            <w:t xml:space="preserve">7.4 感知与建图</w:t>
           </w:r>
           <w:r>
             <w:tab/>
@@ -1146,7 +1146,24 @@
             </w:tabs>
           </w:pPr>
           <w:r>
-            <w:t xml:space="preserve">7.4 感知与建图</w:t>
+            <w:t xml:space="preserve">7.5 安全性</w:t>
+          </w:r>
+          <w:r>
+            <w:tab/>
+          </w:r>
+          <w:r>
+            <w:t>36</w:t>
+          </w:r>
+        </w:p>
+        <w:p>
+          <w:pPr>
+            <w:pStyle w:val="toc2"/>
+            <w:tabs>
+              <w:tab w:val="right" w:leader="dot" w:pos="8311"/>
+            </w:tabs>
+          </w:pPr>
+          <w:r>
+            <w:t xml:space="preserve">7.6 图像处理加速</w:t>
           </w:r>
           <w:r>
             <w:tab/>
@@ -1163,47 +1180,13 @@
             </w:tabs>
           </w:pPr>
           <w:r>
-            <w:t xml:space="preserve">7.5 安全性</w:t>
+            <w:t xml:space="preserve">7.7 手机位姿估计与手机车</w:t>
           </w:r>
           <w:r>
             <w:tab/>
           </w:r>
           <w:r>
             <w:t>37</w:t>
-          </w:r>
-        </w:p>
-        <w:p>
-          <w:pPr>
-            <w:pStyle w:val="toc2"/>
-            <w:tabs>
-              <w:tab w:val="right" w:leader="dot" w:pos="8311"/>
-            </w:tabs>
-          </w:pPr>
-          <w:r>
-            <w:t xml:space="preserve">7.6 图像处理加速</w:t>
-          </w:r>
-          <w:r>
-            <w:tab/>
-          </w:r>
-          <w:r>
-            <w:t>38</w:t>
-          </w:r>
-        </w:p>
-        <w:p>
-          <w:pPr>
-            <w:pStyle w:val="toc2"/>
-            <w:tabs>
-              <w:tab w:val="right" w:leader="dot" w:pos="8311"/>
-            </w:tabs>
-          </w:pPr>
-          <w:r>
-            <w:t xml:space="preserve">7.7 手机位姿估计与手机车</w:t>
-          </w:r>
-          <w:r>
-            <w:tab/>
-          </w:r>
-          <w:r>
-            <w:t>38</w:t>
           </w:r>
         </w:p>
         <w:p>
@@ -1220,7 +1203,7 @@
             <w:tab/>
           </w:r>
           <w:r>
-            <w:t>40</w:t>
+            <w:t>39</w:t>
           </w:r>
         </w:p>
         <w:p>
@@ -1237,7 +1220,7 @@
             <w:tab/>
           </w:r>
           <w:r>
-            <w:t>40</w:t>
+            <w:t>39</w:t>
           </w:r>
         </w:p>
         <w:p>
@@ -1254,7 +1237,7 @@
             <w:tab/>
           </w:r>
           <w:r>
-            <w:t>40</w:t>
+            <w:t>39</w:t>
           </w:r>
         </w:p>
         <w:p>
@@ -1271,7 +1254,7 @@
             <w:tab/>
           </w:r>
           <w:r>
-            <w:t>40</w:t>
+            <w:t>39</w:t>
           </w:r>
         </w:p>
         <w:p>
@@ -1288,7 +1271,7 @@
             <w:tab/>
           </w:r>
           <w:r>
-            <w:t>43</w:t>
+            <w:t>42</w:t>
           </w:r>
         </w:p>
         <w:p>
@@ -1305,7 +1288,7 @@
             <w:tab/>
           </w:r>
           <w:r>
-            <w:t>44</w:t>
+            <w:t>43</w:t>
           </w:r>
           <w:r>
             <w:fldChar w:fldCharType="end"/>
@@ -3355,7 +3338,7 @@
         <w:rPr>
           <w:rFonts w:hint="eastAsia"/>
         </w:rPr>
-        <w:t xml:space="preserve">小车、手机（模拟车）和实体小车）以及时间（时钟与场景脚本，负责按时触发订单生成、场景事件和感知扫描）。各参与者的用例见表</w:t>
+        <w:t xml:space="preserve">小车和手机（模拟车））以及时间（时钟与场景脚本，负责按时触发订单生成、场景事件和感知扫描）。各参与者的用例见表</w:t>
       </w:r>
       <w:r>
         <w:t xml:space="preserve"> </w:t>
@@ -3677,7 +3660,7 @@
               <w:rPr>
                 <w:rFonts w:hint="eastAsia"/>
               </w:rPr>
-              <w:t xml:space="preserve">小车、手机、实体小车）</w:t>
+              <w:t xml:space="preserve">小车、手机）</w:t>
             </w:r>
           </w:p>
         </w:tc>
@@ -17218,7 +17201,7 @@
     </w:p>
     <w:bookmarkEnd w:id="60"/>
     <w:bookmarkEnd w:id="61"/>
-    <w:bookmarkStart w:id="67" w:name="第-6-章-系统测试"/>
+    <w:bookmarkStart w:id="66" w:name="第-6-章-系统测试"/>
     <w:p>
       <w:pPr>
         <w:pStyle w:val="Heading1"/>
@@ -19550,19 +19533,50 @@
       </w:tr>
     </w:tbl>
     <w:bookmarkEnd w:id="65"/>
-    <w:bookmarkStart w:id="66" w:name="尚未覆盖的测试"/>
+    <w:bookmarkEnd w:id="66"/>
+    <w:bookmarkStart w:id="83" w:name="第-7-章-效果评估"/>
+    <w:p>
+      <w:pPr>
+        <w:pStyle w:val="Heading1"/>
+      </w:pPr>
+      <w:r>
+        <w:rPr>
+          <w:rFonts w:hint="eastAsia"/>
+        </w:rPr>
+        <w:t xml:space="preserve">第</w:t>
+      </w:r>
+      <w:r>
+        <w:t xml:space="preserve"> 7 </w:t>
+      </w:r>
+      <w:r>
+        <w:rPr>
+          <w:rFonts w:hint="eastAsia"/>
+        </w:rPr>
+        <w:t xml:space="preserve">章</w:t>
+      </w:r>
+      <w:r>
+        <w:t xml:space="preserve">　</w:t>
+      </w:r>
+      <w:r>
+        <w:rPr>
+          <w:rFonts w:hint="eastAsia"/>
+        </w:rPr>
+        <w:t xml:space="preserve">效果评估</w:t>
+      </w:r>
+    </w:p>
+    <w:bookmarkStart w:id="67" w:name="评估方法"/>
     <w:p>
       <w:pPr>
         <w:pStyle w:val="Heading2"/>
       </w:pPr>
       <w:r>
-        <w:t xml:space="preserve">6.5 </w:t>
-      </w:r>
-      <w:r>
-        <w:rPr>
-          <w:rFonts w:hint="eastAsia"/>
-        </w:rPr>
-        <w:t xml:space="preserve">尚未覆盖的测试</w:t>
+        <w:t xml:space="preserve">7.1 </w:t>
+      </w:r>
+      <w:r>
+        <w:rPr>
+          <w:rFonts w:hint="eastAsia"/>
+        </w:rPr>
+        <w:t xml:space="preserve">评估方法</w:t>
       </w:r>
     </w:p>
     <w:p>
@@ -19570,225 +19584,83 @@
         <w:pStyle w:val="FirstParagraph"/>
       </w:pPr>
       <w:r>
-        <w:t xml:space="preserve">Matlab </w:t>
-      </w:r>
-      <w:r>
-        <w:rPr>
-          <w:rFonts w:hint="eastAsia"/>
-        </w:rPr>
-        <w:t xml:space="preserve">车队已在持续集成（Linux）和</w:t>
-      </w:r>
-      <w:r>
-        <w:t xml:space="preserve"> Windows </w:t>
-      </w:r>
-      <w:r>
-        <w:rPr>
-          <w:rFonts w:hint="eastAsia"/>
-        </w:rPr>
-        <w:t xml:space="preserve">上的</w:t>
-      </w:r>
-      <w:r>
-        <w:t xml:space="preserve"> MATLAB </w:t>
-      </w:r>
-      <w:r>
-        <w:rPr>
-          <w:rFonts w:hint="eastAsia"/>
-        </w:rPr>
-        <w:t xml:space="preserve">中运行，安卓</w:t>
-      </w:r>
-      <w:r>
-        <w:t xml:space="preserve"> App </w:t>
-      </w:r>
-      <w:r>
-        <w:rPr>
-          <w:rFonts w:hint="eastAsia"/>
-        </w:rPr>
-        <w:t xml:space="preserve">已在真机上运行但惯性推算精度（10</w:t>
-      </w:r>
-      <w:r>
-        <w:t xml:space="preserve"> m </w:t>
-      </w:r>
-      <w:r>
-        <w:rPr>
-          <w:rFonts w:hint="eastAsia"/>
-        </w:rPr>
-        <w:t xml:space="preserve">正方形实验）尚未实测，Gazebo</w:t>
-      </w:r>
-      <w:r>
-        <w:t xml:space="preserve"> </w:t>
-      </w:r>
-      <w:r>
-        <w:rPr>
-          <w:rFonts w:hint="eastAsia"/>
-        </w:rPr>
-        <w:t xml:space="preserve">仅在无界面模式下测试（运行</w:t>
-      </w:r>
-      <w:r>
-        <w:t xml:space="preserve"> 240 </w:t>
-      </w:r>
-      <w:r>
-        <w:rPr>
-          <w:rFonts w:hint="eastAsia"/>
-        </w:rPr>
-        <w:t xml:space="preserve">s，5</w:t>
-      </w:r>
-      <w:r>
-        <w:t xml:space="preserve"> </w:t>
-      </w:r>
-      <w:r>
-        <w:rPr>
-          <w:rFonts w:hint="eastAsia"/>
-        </w:rPr>
-        <w:t xml:space="preserve">车零碰撞、零越权，最大越界</w:t>
-      </w:r>
-      <w:r>
-        <w:t xml:space="preserve"> </w:t>
-      </w:r>
-      <w:r>
-        <w:rPr>
-          <w:rFonts w:hint="eastAsia"/>
-        </w:rPr>
-        <w:t xml:space="preserve">0），现场网络只在本机回环和手机热点上测试过。这些需要在第</w:t>
-      </w:r>
-      <w:r>
-        <w:t xml:space="preserve"> 13–14 </w:t>
-      </w:r>
-      <w:r>
-        <w:rPr>
-          <w:rFonts w:hint="eastAsia"/>
-        </w:rPr>
-        <w:t xml:space="preserve">周加固阶段由组员在真实设备和答辩教室中完成。</w:t>
-      </w:r>
-    </w:p>
-    <w:bookmarkEnd w:id="66"/>
+        <w:rPr>
+          <w:rFonts w:hint="eastAsia"/>
+        </w:rPr>
+        <w:t xml:space="preserve">评估使用离线仿真工具</w:t>
+      </w:r>
+      <w:r>
+        <w:t xml:space="preserve"> </w:t>
+      </w:r>
+      <w:r>
+        <w:rPr>
+          <w:rStyle w:val="VerbatimChar"/>
+        </w:rPr>
+        <w:t xml:space="preserve">Experiment</w:t>
+      </w:r>
+      <w:r>
+        <w:rPr>
+          <w:rFonts w:hint="eastAsia"/>
+        </w:rPr>
+        <w:t xml:space="preserve">：不开网络端口，直接以最快速度推进仿真（16</w:t>
+      </w:r>
+      <w:r>
+        <w:t xml:space="preserve"> </w:t>
+      </w:r>
+      <w:r>
+        <w:rPr>
+          <w:rFonts w:hint="eastAsia"/>
+        </w:rPr>
+        <w:t xml:space="preserve">车时约</w:t>
+      </w:r>
+      <w:r>
+        <w:t xml:space="preserve"> 326 </w:t>
+      </w:r>
+      <w:r>
+        <w:rPr>
+          <w:rFonts w:hint="eastAsia"/>
+        </w:rPr>
+        <w:t xml:space="preserve">倍实时），每次仿真</w:t>
+      </w:r>
+      <w:r>
+        <w:t xml:space="preserve"> 30 </w:t>
+      </w:r>
+      <w:r>
+        <w:rPr>
+          <w:rFonts w:hint="eastAsia"/>
+        </w:rPr>
+        <w:t xml:space="preserve">分钟（安全性实验</w:t>
+      </w:r>
+      <w:r>
+        <w:t xml:space="preserve"> 60 </w:t>
+      </w:r>
+      <w:r>
+        <w:rPr>
+          <w:rFonts w:hint="eastAsia"/>
+        </w:rPr>
+        <w:t xml:space="preserve">分钟）。订单的到达时间和起终点使用只由种子决定的独立随机数序列，同一组实验中各配置使用相同的种子，所以对比的两种配置面对的是完全相同的订单序列（配对比较）。每个配置跑</w:t>
+      </w:r>
+      <w:r>
+        <w:t xml:space="preserve"> 3~8 </w:t>
+      </w:r>
+      <w:r>
+        <w:rPr>
+          <w:rFonts w:hint="eastAsia"/>
+        </w:rPr>
+        <w:t xml:space="preserve">个种子，给出平均值</w:t>
+      </w:r>
+      <w:r>
+        <w:t xml:space="preserve"> ± </w:t>
+      </w:r>
+      <w:r>
+        <w:rPr>
+          <w:rFonts w:hint="eastAsia"/>
+        </w:rPr>
+        <w:t xml:space="preserve">标准差。全部实验由一条命令重跑。</w:t>
+      </w:r>
+    </w:p>
     <w:bookmarkEnd w:id="67"/>
-    <w:bookmarkStart w:id="84" w:name="第-7-章-效果评估"/>
-    <w:p>
-      <w:pPr>
-        <w:pStyle w:val="Heading1"/>
-      </w:pPr>
-      <w:r>
-        <w:rPr>
-          <w:rFonts w:hint="eastAsia"/>
-        </w:rPr>
-        <w:t xml:space="preserve">第</w:t>
-      </w:r>
-      <w:r>
-        <w:t xml:space="preserve"> 7 </w:t>
-      </w:r>
-      <w:r>
-        <w:rPr>
-          <w:rFonts w:hint="eastAsia"/>
-        </w:rPr>
-        <w:t xml:space="preserve">章</w:t>
-      </w:r>
-      <w:r>
-        <w:t xml:space="preserve">　</w:t>
-      </w:r>
-      <w:r>
-        <w:rPr>
-          <w:rFonts w:hint="eastAsia"/>
-        </w:rPr>
-        <w:t xml:space="preserve">效果评估</w:t>
-      </w:r>
-    </w:p>
-    <w:bookmarkStart w:id="68" w:name="评估方法"/>
-    <w:p>
-      <w:pPr>
-        <w:pStyle w:val="Heading2"/>
-      </w:pPr>
-      <w:r>
-        <w:t xml:space="preserve">7.1 </w:t>
-      </w:r>
-      <w:r>
-        <w:rPr>
-          <w:rFonts w:hint="eastAsia"/>
-        </w:rPr>
-        <w:t xml:space="preserve">评估方法</w:t>
-      </w:r>
-    </w:p>
-    <w:p>
-      <w:pPr>
-        <w:pStyle w:val="FirstParagraph"/>
-      </w:pPr>
-      <w:r>
-        <w:rPr>
-          <w:rFonts w:hint="eastAsia"/>
-        </w:rPr>
-        <w:t xml:space="preserve">评估使用离线仿真工具</w:t>
-      </w:r>
-      <w:r>
-        <w:t xml:space="preserve"> </w:t>
-      </w:r>
-      <w:r>
-        <w:rPr>
-          <w:rStyle w:val="VerbatimChar"/>
-        </w:rPr>
-        <w:t xml:space="preserve">Experiment</w:t>
-      </w:r>
-      <w:r>
-        <w:rPr>
-          <w:rFonts w:hint="eastAsia"/>
-        </w:rPr>
-        <w:t xml:space="preserve">：不开网络端口，直接以最快速度推进仿真（16</w:t>
-      </w:r>
-      <w:r>
-        <w:t xml:space="preserve"> </w:t>
-      </w:r>
-      <w:r>
-        <w:rPr>
-          <w:rFonts w:hint="eastAsia"/>
-        </w:rPr>
-        <w:t xml:space="preserve">车时约</w:t>
-      </w:r>
-      <w:r>
-        <w:t xml:space="preserve"> 326 </w:t>
-      </w:r>
-      <w:r>
-        <w:rPr>
-          <w:rFonts w:hint="eastAsia"/>
-        </w:rPr>
-        <w:t xml:space="preserve">倍实时），每次仿真</w:t>
-      </w:r>
-      <w:r>
-        <w:t xml:space="preserve"> 30 </w:t>
-      </w:r>
-      <w:r>
-        <w:rPr>
-          <w:rFonts w:hint="eastAsia"/>
-        </w:rPr>
-        <w:t xml:space="preserve">分钟（安全性实验</w:t>
-      </w:r>
-      <w:r>
-        <w:t xml:space="preserve"> 60 </w:t>
-      </w:r>
-      <w:r>
-        <w:rPr>
-          <w:rFonts w:hint="eastAsia"/>
-        </w:rPr>
-        <w:t xml:space="preserve">分钟）。订单的到达时间和起终点使用只由种子决定的独立随机数序列，同一组实验中各配置使用相同的种子，所以对比的两种配置面对的是完全相同的订单序列（配对比较）。每个配置跑</w:t>
-      </w:r>
-      <w:r>
-        <w:t xml:space="preserve"> 3~8 </w:t>
-      </w:r>
-      <w:r>
-        <w:rPr>
-          <w:rFonts w:hint="eastAsia"/>
-        </w:rPr>
-        <w:t xml:space="preserve">个种子，给出平均值</w:t>
-      </w:r>
-      <w:r>
-        <w:t xml:space="preserve"> ± </w:t>
-      </w:r>
-      <w:r>
-        <w:rPr>
-          <w:rFonts w:hint="eastAsia"/>
-        </w:rPr>
-        <w:t xml:space="preserve">标准差。全部实验由一条命令重跑。</w:t>
-      </w:r>
-    </w:p>
-    <w:bookmarkEnd w:id="68"/>
-    <w:bookmarkStart w:id="72" w:name="派单策略"/>
+    <w:bookmarkStart w:id="71" w:name="派单策略"/>
     <w:p>
       <w:pPr>
         <w:pStyle w:val="Heading2"/>
@@ -19812,18 +19684,18 @@
           <wp:inline>
             <wp:extent cx="4216400" cy="2767848"/>
             <wp:effectExtent b="0" l="0" r="0" t="0"/>
-            <wp:docPr descr="图 7-1　派单策略对比：乘客平均等待时间（误差线为标准差）" title="" id="70" name="Picture"/>
+            <wp:docPr descr="图 7-1　派单策略对比：乘客平均等待时间（误差线为标准差）" title="" id="69" name="Picture"/>
             <a:graphic>
               <a:graphicData uri="http://schemas.openxmlformats.org/drawingml/2006/picture">
                 <pic:pic>
                   <pic:nvPicPr>
-                    <pic:cNvPr descr="../images/eval/dispatch-wait.png" id="71" name="Picture"/>
+                    <pic:cNvPr descr="../images/eval/dispatch-wait.png" id="70" name="Picture"/>
                     <pic:cNvPicPr>
                       <a:picLocks noChangeArrowheads="1" noChangeAspect="1"/>
                     </pic:cNvPicPr>
                   </pic:nvPicPr>
                   <pic:blipFill>
-                    <a:blip r:embed="rId69"/>
+                    <a:blip r:embed="rId68"/>
                     <a:stretch>
                       <a:fillRect/>
                     </a:stretch>
@@ -20604,8 +20476,8 @@
         <w:t xml:space="preserve"> 0.07~0.6 ms。</w:t>
       </w:r>
     </w:p>
-    <w:bookmarkEnd w:id="72"/>
-    <w:bookmarkStart w:id="76" w:name="空车调度-1"/>
+    <w:bookmarkEnd w:id="71"/>
+    <w:bookmarkStart w:id="75" w:name="空车调度-1"/>
     <w:p>
       <w:pPr>
         <w:pStyle w:val="Heading2"/>
@@ -20629,18 +20501,18 @@
           <wp:inline>
             <wp:extent cx="4216400" cy="2647506"/>
             <wp:effectExtent b="0" l="0" r="0" t="0"/>
-            <wp:docPr descr="图 7-2　潮汐需求下的空车调度（8 车 × 8 个种子）" title="" id="74" name="Picture"/>
+            <wp:docPr descr="图 7-2　潮汐需求下的空车调度（8 车 × 8 个种子）" title="" id="73" name="Picture"/>
             <a:graphic>
               <a:graphicData uri="http://schemas.openxmlformats.org/drawingml/2006/picture">
                 <pic:pic>
                   <pic:nvPicPr>
-                    <pic:cNvPr descr="../images/eval/rebalance-wait.png" id="75" name="Picture"/>
+                    <pic:cNvPr descr="../images/eval/rebalance-wait.png" id="74" name="Picture"/>
                     <pic:cNvPicPr>
                       <a:picLocks noChangeArrowheads="1" noChangeAspect="1"/>
                     </pic:cNvPicPr>
                   </pic:nvPicPr>
                   <pic:blipFill>
-                    <a:blip r:embed="rId73"/>
+                    <a:blip r:embed="rId72"/>
                     <a:stretch>
                       <a:fillRect/>
                     </a:stretch>
@@ -20823,164 +20695,164 @@
         <w:t xml:space="preserve">6%。原因是空车调度只能调动“空车”，车辆接近饱和时几乎没有空车可调。空驶率基本不变：节省的接驾距离和多出来的调度距离大致抵消，收益体现在乘客等待时间上。</w:t>
       </w:r>
     </w:p>
+    <w:bookmarkEnd w:id="75"/>
+    <w:bookmarkStart w:id="76" w:name="感知与建图"/>
+    <w:p>
+      <w:pPr>
+        <w:pStyle w:val="Heading2"/>
+      </w:pPr>
+      <w:r>
+        <w:t xml:space="preserve">7.4 </w:t>
+      </w:r>
+      <w:r>
+        <w:rPr>
+          <w:rFonts w:hint="eastAsia"/>
+        </w:rPr>
+        <w:t xml:space="preserve">感知与建图</w:t>
+      </w:r>
+    </w:p>
+    <w:p>
+      <w:pPr>
+        <w:pStyle w:val="FirstParagraph"/>
+      </w:pPr>
+      <w:r>
+        <w:rPr>
+          <w:rFonts w:hint="eastAsia"/>
+        </w:rPr>
+        <w:t xml:space="preserve">在</w:t>
+      </w:r>
+      <w:r>
+        <w:t xml:space="preserve"> 4 </w:t>
+      </w:r>
+      <w:r>
+        <w:rPr>
+          <w:rFonts w:hint="eastAsia"/>
+        </w:rPr>
+        <w:t xml:space="preserve">处未知障碍陆续出现、消失的场景中（8</w:t>
+      </w:r>
+      <w:r>
+        <w:t xml:space="preserve"> </w:t>
+      </w:r>
+      <w:r>
+        <w:rPr>
+          <w:rFonts w:hint="eastAsia"/>
+        </w:rPr>
+        <w:t xml:space="preserve">车</w:t>
+      </w:r>
+      <w:r>
+        <w:t xml:space="preserve"> × 8 </w:t>
+      </w:r>
+      <w:r>
+        <w:rPr>
+          <w:rFonts w:hint="eastAsia"/>
+        </w:rPr>
+        <w:t xml:space="preserve">个种子、每次</w:t>
+      </w:r>
+      <w:r>
+        <w:t xml:space="preserve"> 30 </w:t>
+      </w:r>
+      <w:r>
+        <w:rPr>
+          <w:rFonts w:hint="eastAsia"/>
+        </w:rPr>
+        <w:t xml:space="preserve">分钟），每次仿真平均发现障碍</w:t>
+      </w:r>
+      <w:r>
+        <w:t xml:space="preserve"> 25.5 </w:t>
+      </w:r>
+      <w:r>
+        <w:rPr>
+          <w:rFonts w:hint="eastAsia"/>
+        </w:rPr>
+        <w:t xml:space="preserve">次、撤除</w:t>
+      </w:r>
+      <w:r>
+        <w:t xml:space="preserve"> 17.2 </w:t>
+      </w:r>
+      <w:r>
+        <w:rPr>
+          <w:rFonts w:hint="eastAsia"/>
+        </w:rPr>
+        <w:t xml:space="preserve">次；障碍出现到被发现平均</w:t>
+      </w:r>
+      <w:r>
+        <w:t xml:space="preserve"> 30.9 </w:t>
+      </w:r>
+      <w:r>
+        <w:rPr>
+          <w:rFonts w:hint="eastAsia"/>
+        </w:rPr>
+        <w:t xml:space="preserve">s（车流密集处通常</w:t>
+      </w:r>
+      <w:r>
+        <w:t xml:space="preserve"> 1 s </w:t>
+      </w:r>
+      <w:r>
+        <w:rPr>
+          <w:rFonts w:hint="eastAsia"/>
+        </w:rPr>
+        <w:t xml:space="preserve">内，偏僻路段要等到有车经过）；最近</w:t>
+      </w:r>
+      <w:r>
+        <w:t xml:space="preserve"> 60 s </w:t>
+      </w:r>
+      <w:r>
+        <w:rPr>
+          <w:rFonts w:hint="eastAsia"/>
+        </w:rPr>
+        <w:t xml:space="preserve">内被核实过的道路比例为</w:t>
+      </w:r>
+      <w:r>
+        <w:t xml:space="preserve"> </w:t>
+      </w:r>
+      <w:r>
+        <w:rPr>
+          <w:rFonts w:hint="eastAsia"/>
+        </w:rPr>
+        <w:t xml:space="preserve">82%；掉头脱困</w:t>
+      </w:r>
+      <w:r>
+        <w:t xml:space="preserve"> 16.5 </w:t>
+      </w:r>
+      <w:r>
+        <w:rPr>
+          <w:rFonts w:hint="eastAsia"/>
+        </w:rPr>
+        <w:t xml:space="preserve">次；车停在障碍前</w:t>
+      </w:r>
+      <w:r>
+        <w:t xml:space="preserve"> 0.08 </w:t>
+      </w:r>
+      <w:r>
+        <w:rPr>
+          <w:rFonts w:hint="eastAsia"/>
+        </w:rPr>
+        <w:t xml:space="preserve">m（正好是设计的停车余量）；碰撞（车车</w:t>
+      </w:r>
+      <w:r>
+        <w:t xml:space="preserve"> / </w:t>
+      </w:r>
+      <w:r>
+        <w:rPr>
+          <w:rFonts w:hint="eastAsia"/>
+        </w:rPr>
+        <w:t xml:space="preserve">车墙</w:t>
+      </w:r>
+      <w:r>
+        <w:t xml:space="preserve"> / </w:t>
+      </w:r>
+      <w:r>
+        <w:rPr>
+          <w:rFonts w:hint="eastAsia"/>
+        </w:rPr>
+        <w:t xml:space="preserve">车撞障碍）全部为</w:t>
+      </w:r>
+      <w:r>
+        <w:t xml:space="preserve"> 0。</w:t>
+      </w:r>
+    </w:p>
     <w:bookmarkEnd w:id="76"/>
-    <w:bookmarkStart w:id="77" w:name="感知与建图"/>
-    <w:p>
-      <w:pPr>
-        <w:pStyle w:val="Heading2"/>
-      </w:pPr>
-      <w:r>
-        <w:t xml:space="preserve">7.4 </w:t>
-      </w:r>
-      <w:r>
-        <w:rPr>
-          <w:rFonts w:hint="eastAsia"/>
-        </w:rPr>
-        <w:t xml:space="preserve">感知与建图</w:t>
-      </w:r>
-    </w:p>
-    <w:p>
-      <w:pPr>
-        <w:pStyle w:val="FirstParagraph"/>
-      </w:pPr>
-      <w:r>
-        <w:rPr>
-          <w:rFonts w:hint="eastAsia"/>
-        </w:rPr>
-        <w:t xml:space="preserve">在</w:t>
-      </w:r>
-      <w:r>
-        <w:t xml:space="preserve"> 4 </w:t>
-      </w:r>
-      <w:r>
-        <w:rPr>
-          <w:rFonts w:hint="eastAsia"/>
-        </w:rPr>
-        <w:t xml:space="preserve">处未知障碍陆续出现、消失的场景中（8</w:t>
-      </w:r>
-      <w:r>
-        <w:t xml:space="preserve"> </w:t>
-      </w:r>
-      <w:r>
-        <w:rPr>
-          <w:rFonts w:hint="eastAsia"/>
-        </w:rPr>
-        <w:t xml:space="preserve">车</w:t>
-      </w:r>
-      <w:r>
-        <w:t xml:space="preserve"> × 8 </w:t>
-      </w:r>
-      <w:r>
-        <w:rPr>
-          <w:rFonts w:hint="eastAsia"/>
-        </w:rPr>
-        <w:t xml:space="preserve">个种子、每次</w:t>
-      </w:r>
-      <w:r>
-        <w:t xml:space="preserve"> 30 </w:t>
-      </w:r>
-      <w:r>
-        <w:rPr>
-          <w:rFonts w:hint="eastAsia"/>
-        </w:rPr>
-        <w:t xml:space="preserve">分钟），每次仿真平均发现障碍</w:t>
-      </w:r>
-      <w:r>
-        <w:t xml:space="preserve"> 25.5 </w:t>
-      </w:r>
-      <w:r>
-        <w:rPr>
-          <w:rFonts w:hint="eastAsia"/>
-        </w:rPr>
-        <w:t xml:space="preserve">次、撤除</w:t>
-      </w:r>
-      <w:r>
-        <w:t xml:space="preserve"> 17.2 </w:t>
-      </w:r>
-      <w:r>
-        <w:rPr>
-          <w:rFonts w:hint="eastAsia"/>
-        </w:rPr>
-        <w:t xml:space="preserve">次；障碍出现到被发现平均</w:t>
-      </w:r>
-      <w:r>
-        <w:t xml:space="preserve"> 30.9 </w:t>
-      </w:r>
-      <w:r>
-        <w:rPr>
-          <w:rFonts w:hint="eastAsia"/>
-        </w:rPr>
-        <w:t xml:space="preserve">s（车流密集处通常</w:t>
-      </w:r>
-      <w:r>
-        <w:t xml:space="preserve"> 1 s </w:t>
-      </w:r>
-      <w:r>
-        <w:rPr>
-          <w:rFonts w:hint="eastAsia"/>
-        </w:rPr>
-        <w:t xml:space="preserve">内，偏僻路段要等到有车经过）；最近</w:t>
-      </w:r>
-      <w:r>
-        <w:t xml:space="preserve"> 60 s </w:t>
-      </w:r>
-      <w:r>
-        <w:rPr>
-          <w:rFonts w:hint="eastAsia"/>
-        </w:rPr>
-        <w:t xml:space="preserve">内被核实过的道路比例为</w:t>
-      </w:r>
-      <w:r>
-        <w:t xml:space="preserve"> </w:t>
-      </w:r>
-      <w:r>
-        <w:rPr>
-          <w:rFonts w:hint="eastAsia"/>
-        </w:rPr>
-        <w:t xml:space="preserve">82%；掉头脱困</w:t>
-      </w:r>
-      <w:r>
-        <w:t xml:space="preserve"> 16.5 </w:t>
-      </w:r>
-      <w:r>
-        <w:rPr>
-          <w:rFonts w:hint="eastAsia"/>
-        </w:rPr>
-        <w:t xml:space="preserve">次；车停在障碍前</w:t>
-      </w:r>
-      <w:r>
-        <w:t xml:space="preserve"> 0.08 </w:t>
-      </w:r>
-      <w:r>
-        <w:rPr>
-          <w:rFonts w:hint="eastAsia"/>
-        </w:rPr>
-        <w:t xml:space="preserve">m（正好是设计的停车余量）；碰撞（车车</w:t>
-      </w:r>
-      <w:r>
-        <w:t xml:space="preserve"> / </w:t>
-      </w:r>
-      <w:r>
-        <w:rPr>
-          <w:rFonts w:hint="eastAsia"/>
-        </w:rPr>
-        <w:t xml:space="preserve">车墙</w:t>
-      </w:r>
-      <w:r>
-        <w:t xml:space="preserve"> / </w:t>
-      </w:r>
-      <w:r>
-        <w:rPr>
-          <w:rFonts w:hint="eastAsia"/>
-        </w:rPr>
-        <w:t xml:space="preserve">车撞障碍）全部为</w:t>
-      </w:r>
-      <w:r>
-        <w:t xml:space="preserve"> 0。</w:t>
-      </w:r>
-    </w:p>
-    <w:bookmarkEnd w:id="77"/>
-    <w:bookmarkStart w:id="78" w:name="安全性"/>
+    <w:bookmarkStart w:id="77" w:name="安全性"/>
     <w:p>
       <w:pPr>
         <w:pStyle w:val="Heading2"/>
@@ -21106,8 +20978,8 @@
         <w:t xml:space="preserve">不相撞”的设计。</w:t>
       </w:r>
     </w:p>
-    <w:bookmarkEnd w:id="78"/>
-    <w:bookmarkStart w:id="82" w:name="图像处理加速"/>
+    <w:bookmarkEnd w:id="77"/>
+    <w:bookmarkStart w:id="81" w:name="图像处理加速"/>
     <w:p>
       <w:pPr>
         <w:pStyle w:val="Heading2"/>
@@ -21131,18 +21003,18 @@
           <wp:inline>
             <wp:extent cx="4216400" cy="2741763"/>
             <wp:effectExtent b="0" l="0" r="0" t="0"/>
-            <wp:docPr descr="图 7-3　图像处理加速：单线程与并行耗时（2 核机器）" title="" id="80" name="Picture"/>
+            <wp:docPr descr="图 7-3　图像处理加速：单线程与并行耗时（2 核机器）" title="" id="79" name="Picture"/>
             <a:graphic>
               <a:graphicData uri="http://schemas.openxmlformats.org/drawingml/2006/picture">
                 <pic:pic>
                   <pic:nvPicPr>
-                    <pic:cNvPr descr="../images/eval/vision-speed.png" id="81" name="Picture"/>
+                    <pic:cNvPr descr="../images/eval/vision-speed.png" id="80" name="Picture"/>
                     <pic:cNvPicPr>
                       <a:picLocks noChangeArrowheads="1" noChangeAspect="1"/>
                     </pic:cNvPicPr>
                   </pic:nvPicPr>
                   <pic:blipFill>
-                    <a:blip r:embed="rId79"/>
+                    <a:blip r:embed="rId78"/>
                     <a:stretch>
                       <a:fillRect/>
                     </a:stretch>
@@ -21347,275 +21219,275 @@
         <w:t xml:space="preserve"> 30 ms。</w:t>
       </w:r>
     </w:p>
+    <w:bookmarkEnd w:id="81"/>
+    <w:bookmarkStart w:id="82" w:name="手机位姿估计与手机车"/>
+    <w:p>
+      <w:pPr>
+        <w:pStyle w:val="Heading2"/>
+      </w:pPr>
+      <w:r>
+        <w:t xml:space="preserve">7.7 </w:t>
+      </w:r>
+      <w:r>
+        <w:rPr>
+          <w:rFonts w:hint="eastAsia"/>
+        </w:rPr>
+        <w:t xml:space="preserve">手机位姿估计与手机车</w:t>
+      </w:r>
+    </w:p>
+    <w:p>
+      <w:pPr>
+        <w:pStyle w:val="FirstParagraph"/>
+      </w:pPr>
+      <w:r>
+        <w:rPr>
+          <w:rFonts w:hint="eastAsia"/>
+        </w:rPr>
+        <w:t xml:space="preserve">用传感器模拟器验证：沿正方形走</w:t>
+      </w:r>
+      <w:r>
+        <w:t xml:space="preserve"> 57 </w:t>
+      </w:r>
+      <w:r>
+        <w:rPr>
+          <w:rFonts w:hint="eastAsia"/>
+        </w:rPr>
+        <w:t xml:space="preserve">步，慢走、快走、竖拿、斜拿时计步误差都不超过</w:t>
+      </w:r>
+      <w:r>
+        <w:t xml:space="preserve"> 1 </w:t>
+      </w:r>
+      <w:r>
+        <w:rPr>
+          <w:rFonts w:hint="eastAsia"/>
+        </w:rPr>
+        <w:t xml:space="preserve">步；沿</w:t>
+      </w:r>
+      <w:r>
+        <w:t xml:space="preserve"> 9 m × 9 m </w:t>
+      </w:r>
+      <w:r>
+        <w:rPr>
+          <w:rFonts w:hint="eastAsia"/>
+        </w:rPr>
+        <w:t xml:space="preserve">正方形走一圈，闭合误差约</w:t>
+      </w:r>
+      <w:r>
+        <w:t xml:space="preserve"> 0.6 </w:t>
+      </w:r>
+      <w:r>
+        <w:rPr>
+          <w:rFonts w:hint="eastAsia"/>
+        </w:rPr>
+        <w:t xml:space="preserve">m（周长的</w:t>
+      </w:r>
+      <w:r>
+        <w:t xml:space="preserve"> </w:t>
+      </w:r>
+      <w:r>
+        <w:rPr>
+          <w:rFonts w:hint="eastAsia"/>
+        </w:rPr>
+        <w:t xml:space="preserve">1.7%）；步长模型偏大</w:t>
+      </w:r>
+      <w:r>
+        <w:t xml:space="preserve"> </w:t>
+      </w:r>
+      <w:r>
+        <w:rPr>
+          <w:rFonts w:hint="eastAsia"/>
+        </w:rPr>
+        <w:t xml:space="preserve">30%、走</w:t>
+      </w:r>
+      <w:r>
+        <w:t xml:space="preserve"> 5 </w:t>
+      </w:r>
+      <w:r>
+        <w:rPr>
+          <w:rFonts w:hint="eastAsia"/>
+        </w:rPr>
+        <w:t xml:space="preserve">分钟（335</w:t>
+      </w:r>
+      <w:r>
+        <w:t xml:space="preserve"> </w:t>
+      </w:r>
+      <w:r>
+        <w:rPr>
+          <w:rFonts w:hint="eastAsia"/>
+        </w:rPr>
+        <w:t xml:space="preserve">m）时，不融合卫星的最终误差为</w:t>
+      </w:r>
+      <w:r>
+        <w:t xml:space="preserve"> 33 </w:t>
+      </w:r>
+      <w:r>
+        <w:rPr>
+          <w:rFonts w:hint="eastAsia"/>
+        </w:rPr>
+        <w:t xml:space="preserve">m，融合后为</w:t>
+      </w:r>
+      <w:r>
+        <w:t xml:space="preserve"> 2.6 m。</w:t>
+      </w:r>
+    </w:p>
+    <w:p>
+      <w:pPr>
+        <w:pStyle w:val="BodyText"/>
+      </w:pPr>
+      <w:r>
+        <w:rPr>
+          <w:rFonts w:hint="eastAsia"/>
+        </w:rPr>
+        <w:t xml:space="preserve">真机（vivo</w:t>
+      </w:r>
+      <w:r>
+        <w:t xml:space="preserve"> </w:t>
+      </w:r>
+      <w:r>
+        <w:rPr>
+          <w:rFonts w:hint="eastAsia"/>
+        </w:rPr>
+        <w:t xml:space="preserve">S20）连续步行</w:t>
+      </w:r>
+      <w:r>
+        <w:t xml:space="preserve"> 97 s </w:t>
+      </w:r>
+      <w:r>
+        <w:rPr>
+          <w:rFonts w:hint="eastAsia"/>
+        </w:rPr>
+        <w:t xml:space="preserve">的记录：步频中位数</w:t>
+      </w:r>
+      <w:r>
+        <w:t xml:space="preserve"> 97 </w:t>
+      </w:r>
+      <w:r>
+        <w:rPr>
+          <w:rFonts w:hint="eastAsia"/>
+        </w:rPr>
+        <w:t xml:space="preserve">步/分，步长中位数</w:t>
+      </w:r>
+      <w:r>
+        <w:t xml:space="preserve"> 0.60 </w:t>
+      </w:r>
+      <w:r>
+        <w:rPr>
+          <w:rFonts w:hint="eastAsia"/>
+        </w:rPr>
+        <w:t xml:space="preserve">m，步速中位数</w:t>
+      </w:r>
+      <w:r>
+        <w:t xml:space="preserve"> 0.95 </w:t>
+      </w:r>
+      <w:r>
+        <w:rPr>
+          <w:rFonts w:hint="eastAsia"/>
+        </w:rPr>
+        <w:t xml:space="preserve">m/s；车沿路线行驶了人走距离的</w:t>
+      </w:r>
+      <w:r>
+        <w:t xml:space="preserve"> </w:t>
+      </w:r>
+      <w:r>
+        <w:rPr>
+          <w:rFonts w:hint="eastAsia"/>
+        </w:rPr>
+        <w:t xml:space="preserve">87%，差额来自</w:t>
+      </w:r>
+      <w:r>
+        <w:t xml:space="preserve"> 7 </w:t>
+      </w:r>
+      <w:r>
+        <w:rPr>
+          <w:rFonts w:hint="eastAsia"/>
+        </w:rPr>
+        <w:t xml:space="preserve">个弯道的限速（弯内</w:t>
+      </w:r>
+      <w:r>
+        <w:t xml:space="preserve"> 0.6 </w:t>
+      </w:r>
+      <w:r>
+        <w:rPr>
+          <w:rFonts w:hint="eastAsia"/>
+        </w:rPr>
+        <w:t xml:space="preserve">m/s）和约</w:t>
+      </w:r>
+      <w:r>
+        <w:t xml:space="preserve"> 6 s </w:t>
+      </w:r>
+      <w:r>
+        <w:rPr>
+          <w:rFonts w:hint="eastAsia"/>
+        </w:rPr>
+        <w:t xml:space="preserve">的等待放行；往返延迟中位数</w:t>
+      </w:r>
+      <w:r>
+        <w:t xml:space="preserve"> 34 </w:t>
+      </w:r>
+      <w:r>
+        <w:rPr>
+          <w:rFonts w:hint="eastAsia"/>
+        </w:rPr>
+        <w:t xml:space="preserve">ms、最大</w:t>
+      </w:r>
+      <w:r>
+        <w:t xml:space="preserve"> 60 </w:t>
+      </w:r>
+      <w:r>
+        <w:rPr>
+          <w:rFonts w:hint="eastAsia"/>
+        </w:rPr>
+        <w:t xml:space="preserve">ms。室外模式下可见</w:t>
+      </w:r>
+      <w:r>
+        <w:t xml:space="preserve"> 57 </w:t>
+      </w:r>
+      <w:r>
+        <w:rPr>
+          <w:rFonts w:hint="eastAsia"/>
+        </w:rPr>
+        <w:t xml:space="preserve">颗卫星、36</w:t>
+      </w:r>
+      <w:r>
+        <w:t xml:space="preserve"> </w:t>
+      </w:r>
+      <w:r>
+        <w:rPr>
+          <w:rFonts w:hint="eastAsia"/>
+        </w:rPr>
+        <w:t xml:space="preserve">颗参与定位（北斗</w:t>
+      </w:r>
+      <w:r>
+        <w:t xml:space="preserve"> 17 </w:t>
+      </w:r>
+      <w:r>
+        <w:rPr>
+          <w:rFonts w:hint="eastAsia"/>
+        </w:rPr>
+        <w:t xml:space="preserve">颗），定位精度约</w:t>
+      </w:r>
+      <w:r>
+        <w:t xml:space="preserve"> 5 </w:t>
+      </w:r>
+      <w:r>
+        <w:rPr>
+          <w:rFonts w:hint="eastAsia"/>
+        </w:rPr>
+        <w:t xml:space="preserve">m。真机推算的闭合误差还需要用</w:t>
+      </w:r>
+      <w:r>
+        <w:t xml:space="preserve"> 10 m </w:t>
+      </w:r>
+      <w:r>
+        <w:rPr>
+          <w:rFonts w:hint="eastAsia"/>
+        </w:rPr>
+        <w:t xml:space="preserve">正方形实验测量。</w:t>
+      </w:r>
+    </w:p>
     <w:bookmarkEnd w:id="82"/>
-    <w:bookmarkStart w:id="83" w:name="手机位姿估计与手机车"/>
-    <w:p>
-      <w:pPr>
-        <w:pStyle w:val="Heading2"/>
-      </w:pPr>
-      <w:r>
-        <w:t xml:space="preserve">7.7 </w:t>
-      </w:r>
-      <w:r>
-        <w:rPr>
-          <w:rFonts w:hint="eastAsia"/>
-        </w:rPr>
-        <w:t xml:space="preserve">手机位姿估计与手机车</w:t>
-      </w:r>
-    </w:p>
-    <w:p>
-      <w:pPr>
-        <w:pStyle w:val="FirstParagraph"/>
-      </w:pPr>
-      <w:r>
-        <w:rPr>
-          <w:rFonts w:hint="eastAsia"/>
-        </w:rPr>
-        <w:t xml:space="preserve">用传感器模拟器验证：沿正方形走</w:t>
-      </w:r>
-      <w:r>
-        <w:t xml:space="preserve"> 57 </w:t>
-      </w:r>
-      <w:r>
-        <w:rPr>
-          <w:rFonts w:hint="eastAsia"/>
-        </w:rPr>
-        <w:t xml:space="preserve">步，慢走、快走、竖拿、斜拿时计步误差都不超过</w:t>
-      </w:r>
-      <w:r>
-        <w:t xml:space="preserve"> 1 </w:t>
-      </w:r>
-      <w:r>
-        <w:rPr>
-          <w:rFonts w:hint="eastAsia"/>
-        </w:rPr>
-        <w:t xml:space="preserve">步；沿</w:t>
-      </w:r>
-      <w:r>
-        <w:t xml:space="preserve"> 9 m × 9 m </w:t>
-      </w:r>
-      <w:r>
-        <w:rPr>
-          <w:rFonts w:hint="eastAsia"/>
-        </w:rPr>
-        <w:t xml:space="preserve">正方形走一圈，闭合误差约</w:t>
-      </w:r>
-      <w:r>
-        <w:t xml:space="preserve"> 0.6 </w:t>
-      </w:r>
-      <w:r>
-        <w:rPr>
-          <w:rFonts w:hint="eastAsia"/>
-        </w:rPr>
-        <w:t xml:space="preserve">m（周长的</w:t>
-      </w:r>
-      <w:r>
-        <w:t xml:space="preserve"> </w:t>
-      </w:r>
-      <w:r>
-        <w:rPr>
-          <w:rFonts w:hint="eastAsia"/>
-        </w:rPr>
-        <w:t xml:space="preserve">1.7%）；步长模型偏大</w:t>
-      </w:r>
-      <w:r>
-        <w:t xml:space="preserve"> </w:t>
-      </w:r>
-      <w:r>
-        <w:rPr>
-          <w:rFonts w:hint="eastAsia"/>
-        </w:rPr>
-        <w:t xml:space="preserve">30%、走</w:t>
-      </w:r>
-      <w:r>
-        <w:t xml:space="preserve"> 5 </w:t>
-      </w:r>
-      <w:r>
-        <w:rPr>
-          <w:rFonts w:hint="eastAsia"/>
-        </w:rPr>
-        <w:t xml:space="preserve">分钟（335</w:t>
-      </w:r>
-      <w:r>
-        <w:t xml:space="preserve"> </w:t>
-      </w:r>
-      <w:r>
-        <w:rPr>
-          <w:rFonts w:hint="eastAsia"/>
-        </w:rPr>
-        <w:t xml:space="preserve">m）时，不融合卫星的最终误差为</w:t>
-      </w:r>
-      <w:r>
-        <w:t xml:space="preserve"> 33 </w:t>
-      </w:r>
-      <w:r>
-        <w:rPr>
-          <w:rFonts w:hint="eastAsia"/>
-        </w:rPr>
-        <w:t xml:space="preserve">m，融合后为</w:t>
-      </w:r>
-      <w:r>
-        <w:t xml:space="preserve"> 2.6 m。</w:t>
-      </w:r>
-    </w:p>
-    <w:p>
-      <w:pPr>
-        <w:pStyle w:val="BodyText"/>
-      </w:pPr>
-      <w:r>
-        <w:rPr>
-          <w:rFonts w:hint="eastAsia"/>
-        </w:rPr>
-        <w:t xml:space="preserve">真机（vivo</w:t>
-      </w:r>
-      <w:r>
-        <w:t xml:space="preserve"> </w:t>
-      </w:r>
-      <w:r>
-        <w:rPr>
-          <w:rFonts w:hint="eastAsia"/>
-        </w:rPr>
-        <w:t xml:space="preserve">S20）连续步行</w:t>
-      </w:r>
-      <w:r>
-        <w:t xml:space="preserve"> 97 s </w:t>
-      </w:r>
-      <w:r>
-        <w:rPr>
-          <w:rFonts w:hint="eastAsia"/>
-        </w:rPr>
-        <w:t xml:space="preserve">的记录：步频中位数</w:t>
-      </w:r>
-      <w:r>
-        <w:t xml:space="preserve"> 97 </w:t>
-      </w:r>
-      <w:r>
-        <w:rPr>
-          <w:rFonts w:hint="eastAsia"/>
-        </w:rPr>
-        <w:t xml:space="preserve">步/分，步长中位数</w:t>
-      </w:r>
-      <w:r>
-        <w:t xml:space="preserve"> 0.60 </w:t>
-      </w:r>
-      <w:r>
-        <w:rPr>
-          <w:rFonts w:hint="eastAsia"/>
-        </w:rPr>
-        <w:t xml:space="preserve">m，步速中位数</w:t>
-      </w:r>
-      <w:r>
-        <w:t xml:space="preserve"> 0.95 </w:t>
-      </w:r>
-      <w:r>
-        <w:rPr>
-          <w:rFonts w:hint="eastAsia"/>
-        </w:rPr>
-        <w:t xml:space="preserve">m/s；车沿路线行驶了人走距离的</w:t>
-      </w:r>
-      <w:r>
-        <w:t xml:space="preserve"> </w:t>
-      </w:r>
-      <w:r>
-        <w:rPr>
-          <w:rFonts w:hint="eastAsia"/>
-        </w:rPr>
-        <w:t xml:space="preserve">87%，差额来自</w:t>
-      </w:r>
-      <w:r>
-        <w:t xml:space="preserve"> 7 </w:t>
-      </w:r>
-      <w:r>
-        <w:rPr>
-          <w:rFonts w:hint="eastAsia"/>
-        </w:rPr>
-        <w:t xml:space="preserve">个弯道的限速（弯内</w:t>
-      </w:r>
-      <w:r>
-        <w:t xml:space="preserve"> 0.6 </w:t>
-      </w:r>
-      <w:r>
-        <w:rPr>
-          <w:rFonts w:hint="eastAsia"/>
-        </w:rPr>
-        <w:t xml:space="preserve">m/s）和约</w:t>
-      </w:r>
-      <w:r>
-        <w:t xml:space="preserve"> 6 s </w:t>
-      </w:r>
-      <w:r>
-        <w:rPr>
-          <w:rFonts w:hint="eastAsia"/>
-        </w:rPr>
-        <w:t xml:space="preserve">的等待放行；往返延迟中位数</w:t>
-      </w:r>
-      <w:r>
-        <w:t xml:space="preserve"> 34 </w:t>
-      </w:r>
-      <w:r>
-        <w:rPr>
-          <w:rFonts w:hint="eastAsia"/>
-        </w:rPr>
-        <w:t xml:space="preserve">ms、最大</w:t>
-      </w:r>
-      <w:r>
-        <w:t xml:space="preserve"> 60 </w:t>
-      </w:r>
-      <w:r>
-        <w:rPr>
-          <w:rFonts w:hint="eastAsia"/>
-        </w:rPr>
-        <w:t xml:space="preserve">ms。室外模式下可见</w:t>
-      </w:r>
-      <w:r>
-        <w:t xml:space="preserve"> 57 </w:t>
-      </w:r>
-      <w:r>
-        <w:rPr>
-          <w:rFonts w:hint="eastAsia"/>
-        </w:rPr>
-        <w:t xml:space="preserve">颗卫星、36</w:t>
-      </w:r>
-      <w:r>
-        <w:t xml:space="preserve"> </w:t>
-      </w:r>
-      <w:r>
-        <w:rPr>
-          <w:rFonts w:hint="eastAsia"/>
-        </w:rPr>
-        <w:t xml:space="preserve">颗参与定位（北斗</w:t>
-      </w:r>
-      <w:r>
-        <w:t xml:space="preserve"> 17 </w:t>
-      </w:r>
-      <w:r>
-        <w:rPr>
-          <w:rFonts w:hint="eastAsia"/>
-        </w:rPr>
-        <w:t xml:space="preserve">颗），定位精度约</w:t>
-      </w:r>
-      <w:r>
-        <w:t xml:space="preserve"> 5 </w:t>
-      </w:r>
-      <w:r>
-        <w:rPr>
-          <w:rFonts w:hint="eastAsia"/>
-        </w:rPr>
-        <w:t xml:space="preserve">m。真机推算的闭合误差还需要用</w:t>
-      </w:r>
-      <w:r>
-        <w:t xml:space="preserve"> 10 m </w:t>
-      </w:r>
-      <w:r>
-        <w:rPr>
-          <w:rFonts w:hint="eastAsia"/>
-        </w:rPr>
-        <w:t xml:space="preserve">正方形实验测量。</w:t>
-      </w:r>
-    </w:p>
     <w:bookmarkEnd w:id="83"/>
-    <w:bookmarkEnd w:id="84"/>
-    <w:bookmarkStart w:id="88" w:name="第-8-章-总结与展望"/>
+    <w:bookmarkStart w:id="87" w:name="第-8-章-总结与展望"/>
     <w:p>
       <w:pPr>
         <w:pStyle w:val="Heading1"/>
@@ -21645,7 +21517,7 @@
         <w:t xml:space="preserve">总结与展望</w:t>
       </w:r>
     </w:p>
-    <w:bookmarkStart w:id="85" w:name="工作总结"/>
+    <w:bookmarkStart w:id="84" w:name="工作总结"/>
     <w:p>
       <w:pPr>
         <w:pStyle w:val="Heading2"/>
@@ -21885,8 +21757,8 @@
         <w:t xml:space="preserve">图以源文件维护。</w:t>
       </w:r>
     </w:p>
-    <w:bookmarkEnd w:id="85"/>
-    <w:bookmarkStart w:id="86" w:name="不足与改进方向"/>
+    <w:bookmarkEnd w:id="84"/>
+    <w:bookmarkStart w:id="85" w:name="不足与改进方向"/>
     <w:p>
       <w:pPr>
         <w:pStyle w:val="Heading2"/>
@@ -21994,8 +21866,8 @@
         <w:t xml:space="preserve">手机位姿估计需要根据真机数据调整计步阈值和步长系数。</w:t>
       </w:r>
     </w:p>
-    <w:bookmarkEnd w:id="86"/>
-    <w:bookmarkStart w:id="87" w:name="个人总结"/>
+    <w:bookmarkEnd w:id="85"/>
+    <w:bookmarkStart w:id="86" w:name="个人总结"/>
     <w:p>
       <w:pPr>
         <w:pStyle w:val="Heading2"/>
@@ -22509,161 +22381,161 @@
         <w:t xml:space="preserve">的开发流程。</w:t>
       </w:r>
     </w:p>
+    <w:bookmarkEnd w:id="86"/>
     <w:bookmarkEnd w:id="87"/>
+    <w:bookmarkStart w:id="88" w:name="参考文献"/>
+    <w:p>
+      <w:pPr>
+        <w:pStyle w:val="Heading1"/>
+      </w:pPr>
+      <w:r>
+        <w:rPr>
+          <w:rFonts w:hint="eastAsia"/>
+        </w:rPr>
+        <w:t xml:space="preserve">参考文献</w:t>
+      </w:r>
+    </w:p>
+    <w:p>
+      <w:pPr>
+        <w:pStyle w:val="Reference"/>
+      </w:pPr>
+      <w:r>
+        <w:t xml:space="preserve">[1] Hart P E, Nilsson N J, Raphael B. A formal basis for the heuristic determination of minimum cost paths[J]. IEEE Transactions on Systems Science and Cybernetics, 1968, 4(2): 100-107.</w:t>
+      </w:r>
+    </w:p>
+    <w:p>
+      <w:pPr>
+        <w:pStyle w:val="Reference"/>
+      </w:pPr>
+      <w:r>
+        <w:t xml:space="preserve">[2] Kuhn H W. The Hungarian method for the assignment problem[J]. Naval Research Logistics Quarterly, 1955, 2(1-2): 83-97.</w:t>
+      </w:r>
+    </w:p>
+    <w:p>
+      <w:pPr>
+        <w:pStyle w:val="Reference"/>
+      </w:pPr>
+      <w:r>
+        <w:t xml:space="preserve">[3] Munkres J. Algorithms for the assignment and transportation problems[J]. Journal of the Society for Industrial and Applied Mathematics, 1957, 5(1): 32-38.</w:t>
+      </w:r>
+    </w:p>
+    <w:p>
+      <w:pPr>
+        <w:pStyle w:val="Reference"/>
+      </w:pPr>
+      <w:r>
+        <w:t xml:space="preserve">[4] IEEE Std 1474.1-2004. IEEE standard for communications-based train control (CBTC) performance and functional requirements[S]. New York: IEEE, 2004.</w:t>
+      </w:r>
+    </w:p>
+    <w:p>
+      <w:pPr>
+        <w:pStyle w:val="Reference"/>
+      </w:pPr>
+      <w:r>
+        <w:t xml:space="preserve">[5] Pavone M, Smith S L, Frazzoli E, et al. Robotic load balancing for mobility-on-demand systems[J]. The International Journal of Robotics Research, 2012, 31(7): 839-854.</w:t>
+      </w:r>
+    </w:p>
+    <w:p>
+      <w:pPr>
+        <w:pStyle w:val="Reference"/>
+      </w:pPr>
+      <w:r>
+        <w:t xml:space="preserve">[6] Elfes A. Using occupancy grids for mobile robot perception and navigation[J]. Computer, 1989, 22(6): 46-57.</w:t>
+      </w:r>
+    </w:p>
+    <w:p>
+      <w:pPr>
+        <w:pStyle w:val="Reference"/>
+      </w:pPr>
+      <w:r>
+        <w:t xml:space="preserve">[7] Thrun S, Burgard W, Fox D. Probabilistic robotics[M]. Cambridge: MIT Press, 2005.</w:t>
+      </w:r>
+    </w:p>
+    <w:p>
+      <w:pPr>
+        <w:pStyle w:val="Reference"/>
+      </w:pPr>
+      <w:r>
+        <w:t xml:space="preserve">[8] Amanatides J, Woo A. A fast voxel traversal algorithm for ray tracing[C]//Proceedings of Eurographics. 1987: 3-10.</w:t>
+      </w:r>
+    </w:p>
+    <w:p>
+      <w:pPr>
+        <w:pStyle w:val="Reference"/>
+      </w:pPr>
+      <w:r>
+        <w:t xml:space="preserve">[9] Coulter R C. Implementation of the pure pursuit path tracking algorithm[R]. Pittsburgh: Carnegie Mellon University, CMU-RI-TR-92-01, 1992.</w:t>
+      </w:r>
+    </w:p>
+    <w:p>
+      <w:pPr>
+        <w:pStyle w:val="Reference"/>
+      </w:pPr>
+      <w:r>
+        <w:t xml:space="preserve">[10] Weinberg H. Using the ADXL202 in pedometer and personal navigation applications[R]. Analog Devices, Application Note AN-602, 2002.</w:t>
+      </w:r>
+    </w:p>
+    <w:p>
+      <w:pPr>
+        <w:pStyle w:val="Reference"/>
+      </w:pPr>
+      <w:r>
+        <w:t xml:space="preserve">[11] Koenig N, Howard A. Design and use paradigms for Gazebo, an open-source multi-robot simulator[C]//Proceedings of IEEE/RSJ International Conference on Intelligent Robots and Systems. 2004: 2149-2154.</w:t>
+      </w:r>
+    </w:p>
+    <w:p>
+      <w:pPr>
+        <w:pStyle w:val="Reference"/>
+      </w:pPr>
+      <w:r>
+        <w:t xml:space="preserve">[12] Macenski S, Foote T, Gerkey B, et al. Robot Operating System 2: design, architecture, and uses in the wild[J]. Science Robotics, 2022, 7(66): eabm6074.</w:t>
+      </w:r>
+    </w:p>
+    <w:p>
+      <w:pPr>
+        <w:pStyle w:val="Reference"/>
+      </w:pPr>
+      <w:r>
+        <w:t xml:space="preserve">[13] Alonso-Mora J, Samaranayake S, Wallar A, et al. On-demand high-capacity ride-sharing via dynamic trip-vehicle assignment[J]. Proceedings of the National Academy of Sciences, 2017, 114(3): 462-467.</w:t>
+      </w:r>
+    </w:p>
+    <w:p>
+      <w:pPr>
+        <w:pStyle w:val="Reference"/>
+      </w:pPr>
+      <w:r>
+        <w:t xml:space="preserve">[14] GB/T 8567—2006. </w:t>
+      </w:r>
+      <w:r>
+        <w:rPr>
+          <w:rFonts w:hint="eastAsia"/>
+        </w:rPr>
+        <w:t xml:space="preserve">计算机软件文档编制规范[S].</w:t>
+      </w:r>
+      <w:r>
+        <w:t xml:space="preserve"> </w:t>
+      </w:r>
+      <w:r>
+        <w:rPr>
+          <w:rFonts w:hint="eastAsia"/>
+        </w:rPr>
+        <w:t xml:space="preserve">北京:</w:t>
+      </w:r>
+      <w:r>
+        <w:t xml:space="preserve"> </w:t>
+      </w:r>
+      <w:r>
+        <w:rPr>
+          <w:rFonts w:hint="eastAsia"/>
+        </w:rPr>
+        <w:t xml:space="preserve">中国标准出版社,</w:t>
+      </w:r>
+      <w:r>
+        <w:t xml:space="preserve"> 2006.</w:t>
+      </w:r>
+    </w:p>
     <w:bookmarkEnd w:id="88"/>
-    <w:bookmarkStart w:id="89" w:name="参考文献"/>
-    <w:p>
-      <w:pPr>
-        <w:pStyle w:val="Heading1"/>
-      </w:pPr>
-      <w:r>
-        <w:rPr>
-          <w:rFonts w:hint="eastAsia"/>
-        </w:rPr>
-        <w:t xml:space="preserve">参考文献</w:t>
-      </w:r>
-    </w:p>
-    <w:p>
-      <w:pPr>
-        <w:pStyle w:val="Reference"/>
-      </w:pPr>
-      <w:r>
-        <w:t xml:space="preserve">[1] Hart P E, Nilsson N J, Raphael B. A formal basis for the heuristic determination of minimum cost paths[J]. IEEE Transactions on Systems Science and Cybernetics, 1968, 4(2): 100-107.</w:t>
-      </w:r>
-    </w:p>
-    <w:p>
-      <w:pPr>
-        <w:pStyle w:val="Reference"/>
-      </w:pPr>
-      <w:r>
-        <w:t xml:space="preserve">[2] Kuhn H W. The Hungarian method for the assignment problem[J]. Naval Research Logistics Quarterly, 1955, 2(1-2): 83-97.</w:t>
-      </w:r>
-    </w:p>
-    <w:p>
-      <w:pPr>
-        <w:pStyle w:val="Reference"/>
-      </w:pPr>
-      <w:r>
-        <w:t xml:space="preserve">[3] Munkres J. Algorithms for the assignment and transportation problems[J]. Journal of the Society for Industrial and Applied Mathematics, 1957, 5(1): 32-38.</w:t>
-      </w:r>
-    </w:p>
-    <w:p>
-      <w:pPr>
-        <w:pStyle w:val="Reference"/>
-      </w:pPr>
-      <w:r>
-        <w:t xml:space="preserve">[4] IEEE Std 1474.1-2004. IEEE standard for communications-based train control (CBTC) performance and functional requirements[S]. New York: IEEE, 2004.</w:t>
-      </w:r>
-    </w:p>
-    <w:p>
-      <w:pPr>
-        <w:pStyle w:val="Reference"/>
-      </w:pPr>
-      <w:r>
-        <w:t xml:space="preserve">[5] Pavone M, Smith S L, Frazzoli E, et al. Robotic load balancing for mobility-on-demand systems[J]. The International Journal of Robotics Research, 2012, 31(7): 839-854.</w:t>
-      </w:r>
-    </w:p>
-    <w:p>
-      <w:pPr>
-        <w:pStyle w:val="Reference"/>
-      </w:pPr>
-      <w:r>
-        <w:t xml:space="preserve">[6] Elfes A. Using occupancy grids for mobile robot perception and navigation[J]. Computer, 1989, 22(6): 46-57.</w:t>
-      </w:r>
-    </w:p>
-    <w:p>
-      <w:pPr>
-        <w:pStyle w:val="Reference"/>
-      </w:pPr>
-      <w:r>
-        <w:t xml:space="preserve">[7] Thrun S, Burgard W, Fox D. Probabilistic robotics[M]. Cambridge: MIT Press, 2005.</w:t>
-      </w:r>
-    </w:p>
-    <w:p>
-      <w:pPr>
-        <w:pStyle w:val="Reference"/>
-      </w:pPr>
-      <w:r>
-        <w:t xml:space="preserve">[8] Amanatides J, Woo A. A fast voxel traversal algorithm for ray tracing[C]//Proceedings of Eurographics. 1987: 3-10.</w:t>
-      </w:r>
-    </w:p>
-    <w:p>
-      <w:pPr>
-        <w:pStyle w:val="Reference"/>
-      </w:pPr>
-      <w:r>
-        <w:t xml:space="preserve">[9] Coulter R C. Implementation of the pure pursuit path tracking algorithm[R]. Pittsburgh: Carnegie Mellon University, CMU-RI-TR-92-01, 1992.</w:t>
-      </w:r>
-    </w:p>
-    <w:p>
-      <w:pPr>
-        <w:pStyle w:val="Reference"/>
-      </w:pPr>
-      <w:r>
-        <w:t xml:space="preserve">[10] Weinberg H. Using the ADXL202 in pedometer and personal navigation applications[R]. Analog Devices, Application Note AN-602, 2002.</w:t>
-      </w:r>
-    </w:p>
-    <w:p>
-      <w:pPr>
-        <w:pStyle w:val="Reference"/>
-      </w:pPr>
-      <w:r>
-        <w:t xml:space="preserve">[11] Koenig N, Howard A. Design and use paradigms for Gazebo, an open-source multi-robot simulator[C]//Proceedings of IEEE/RSJ International Conference on Intelligent Robots and Systems. 2004: 2149-2154.</w:t>
-      </w:r>
-    </w:p>
-    <w:p>
-      <w:pPr>
-        <w:pStyle w:val="Reference"/>
-      </w:pPr>
-      <w:r>
-        <w:t xml:space="preserve">[12] Macenski S, Foote T, Gerkey B, et al. Robot Operating System 2: design, architecture, and uses in the wild[J]. Science Robotics, 2022, 7(66): eabm6074.</w:t>
-      </w:r>
-    </w:p>
-    <w:p>
-      <w:pPr>
-        <w:pStyle w:val="Reference"/>
-      </w:pPr>
-      <w:r>
-        <w:t xml:space="preserve">[13] Alonso-Mora J, Samaranayake S, Wallar A, et al. On-demand high-capacity ride-sharing via dynamic trip-vehicle assignment[J]. Proceedings of the National Academy of Sciences, 2017, 114(3): 462-467.</w:t>
-      </w:r>
-    </w:p>
-    <w:p>
-      <w:pPr>
-        <w:pStyle w:val="Reference"/>
-      </w:pPr>
-      <w:r>
-        <w:t xml:space="preserve">[14] GB/T 8567—2006. </w:t>
-      </w:r>
-      <w:r>
-        <w:rPr>
-          <w:rFonts w:hint="eastAsia"/>
-        </w:rPr>
-        <w:t xml:space="preserve">计算机软件文档编制规范[S].</w:t>
-      </w:r>
-      <w:r>
-        <w:t xml:space="preserve"> </w:t>
-      </w:r>
-      <w:r>
-        <w:rPr>
-          <w:rFonts w:hint="eastAsia"/>
-        </w:rPr>
-        <w:t xml:space="preserve">北京:</w:t>
-      </w:r>
-      <w:r>
-        <w:t xml:space="preserve"> </w:t>
-      </w:r>
-      <w:r>
-        <w:rPr>
-          <w:rFonts w:hint="eastAsia"/>
-        </w:rPr>
-        <w:t xml:space="preserve">中国标准出版社,</w:t>
-      </w:r>
-      <w:r>
-        <w:t xml:space="preserve"> 2006.</w:t>
-      </w:r>
-    </w:p>
-    <w:bookmarkEnd w:id="89"/>
-    <w:bookmarkStart w:id="90" w:name="附录-a-源代码结构"/>
+    <w:bookmarkStart w:id="89" w:name="附录-a-源代码结构"/>
     <w:p>
       <w:pPr>
         <w:pStyle w:val="Heading1"/>
@@ -23293,7 +23165,7 @@
         </w:tc>
       </w:tr>
     </w:tbl>
-    <w:bookmarkEnd w:id="90"/>
+    <w:bookmarkEnd w:id="89"/>
     <w:sectPr>
       <w:headerReference r:id="rId9" w:type="default"/>
       <w:footerReference r:id="rId10" w:type="default"/>
